--- a/3023244222-1-3/reports/report.docx
+++ b/3023244222-1-3/reports/report.docx
@@ -1008,7 +1008,23 @@
             <w:sz w:val="32"/>
             <w:szCs w:val="32"/>
           </w:rPr>
-          <w:t>实验结果及复杂度分析</w:t>
+          <w:t>实验结</w:t>
+        </w:r>
+        <w:r>
+          <w:rPr>
+            <w:rFonts w:hint="eastAsia"/>
+            <w:sz w:val="32"/>
+            <w:szCs w:val="32"/>
+          </w:rPr>
+          <w:t>果</w:t>
+        </w:r>
+        <w:r>
+          <w:rPr>
+            <w:rFonts w:hint="eastAsia"/>
+            <w:sz w:val="32"/>
+            <w:szCs w:val="32"/>
+          </w:rPr>
+          <w:t>及复杂度分析</w:t>
         </w:r>
         <w:r>
           <w:rPr>
@@ -1041,53 +1057,45 @@
       </w:pPr>
       <w:r>
         <w:rPr>
+          <w:rFonts w:hint="eastAsia"/>
           <w:sz w:val="32"/>
           <w:szCs w:val="32"/>
         </w:rPr>
-        <w:fldChar w:fldCharType="begin"/>
-      </w:r>
-      <w:r>
-        <w:rPr>
-          <w:sz w:val="32"/>
-          <w:szCs w:val="32"/>
-        </w:rPr>
-        <w:instrText xml:space="preserve"> HYPERLINK \l _Toc26352_WPSOffice_Level1 </w:instrText>
-      </w:r>
-      <w:r>
-        <w:rPr>
-          <w:sz w:val="32"/>
-          <w:szCs w:val="32"/>
-        </w:rPr>
-      </w:r>
-      <w:r>
-        <w:rPr>
-          <w:sz w:val="32"/>
-          <w:szCs w:val="32"/>
-        </w:rPr>
-        <w:fldChar w:fldCharType="separate"/>
-      </w:r>
-      <w:r>
-        <w:rPr>
-          <w:rFonts w:hint="eastAsia"/>
-          <w:sz w:val="32"/>
-          <w:szCs w:val="32"/>
-        </w:rPr>
-        <w:t>实验总结</w:t>
-      </w:r>
-      <w:r>
-        <w:rPr>
-          <w:sz w:val="32"/>
-          <w:szCs w:val="32"/>
-        </w:rPr>
-        <w:tab/>
-      </w:r>
-      <w:r>
-        <w:rPr>
-          <w:sz w:val="32"/>
-          <w:szCs w:val="32"/>
-        </w:rPr>
-        <w:fldChar w:fldCharType="end"/>
-      </w:r>
+        <w:t>五、</w:t>
+      </w:r>
+      <w:hyperlink w:anchor="_Toc26352_WPSOffice_Level1" w:history="1">
+        <w:r>
+          <w:rPr>
+            <w:rFonts w:hint="eastAsia"/>
+            <w:sz w:val="32"/>
+            <w:szCs w:val="32"/>
+          </w:rPr>
+          <w:t>实</w:t>
+        </w:r>
+        <w:r>
+          <w:rPr>
+            <w:rFonts w:hint="eastAsia"/>
+            <w:sz w:val="32"/>
+            <w:szCs w:val="32"/>
+          </w:rPr>
+          <w:t>验</w:t>
+        </w:r>
+        <w:r>
+          <w:rPr>
+            <w:rFonts w:hint="eastAsia"/>
+            <w:sz w:val="32"/>
+            <w:szCs w:val="32"/>
+          </w:rPr>
+          <w:t>总结</w:t>
+        </w:r>
+        <w:r>
+          <w:rPr>
+            <w:sz w:val="32"/>
+            <w:szCs w:val="32"/>
+          </w:rPr>
+          <w:tab/>
+        </w:r>
+      </w:hyperlink>
       <w:r>
         <w:rPr>
           <w:rFonts w:hint="eastAsia"/>
@@ -1111,6 +1119,12 @@
       </w:pPr>
     </w:p>
     <w:p>
+      <w:pPr>
+        <w:rPr>
+          <w:sz w:val="32"/>
+          <w:szCs w:val="32"/>
+        </w:rPr>
+      </w:pPr>
       <w:r>
         <w:rPr>
           <w:b/>
@@ -1122,36 +1136,8 @@
     </w:p>
     <w:p>
       <w:pPr>
-        <w:spacing w:line="400" w:lineRule="exact"/>
-        <w:rPr>
-          <w:sz w:val="36"/>
-          <w:szCs w:val="36"/>
-        </w:rPr>
-      </w:pPr>
-    </w:p>
-    <w:p>
-      <w:pPr>
-        <w:spacing w:line="400" w:lineRule="exact"/>
-        <w:rPr>
-          <w:sz w:val="36"/>
-          <w:szCs w:val="36"/>
-        </w:rPr>
-      </w:pPr>
-    </w:p>
-    <w:p>
-      <w:pPr>
-        <w:tabs>
-          <w:tab w:val="left" w:pos="1845"/>
-        </w:tabs>
-        <w:rPr>
-          <w:sz w:val="32"/>
-          <w:szCs w:val="32"/>
-        </w:rPr>
-      </w:pPr>
-    </w:p>
-    <w:p>
-      <w:pPr>
-        <w:rPr>
+        <w:rPr>
+          <w:rFonts w:hint="eastAsia"/>
           <w:sz w:val="32"/>
           <w:szCs w:val="32"/>
         </w:rPr>
@@ -1253,269 +1239,278 @@
     </w:p>
     <w:p>
       <w:pPr>
-        <w:spacing w:line="360" w:lineRule="auto"/>
-        <w:ind w:firstLineChars="100" w:firstLine="241"/>
-        <w:rPr>
-          <w:rFonts w:asciiTheme="minorEastAsia" w:eastAsiaTheme="minorEastAsia" w:hAnsiTheme="minorEastAsia" w:hint="eastAsia"/>
-          <w:b/>
-          <w:bCs/>
-          <w:sz w:val="24"/>
-        </w:rPr>
-      </w:pPr>
-      <w:r>
-        <w:rPr>
-          <w:rFonts w:asciiTheme="minorEastAsia" w:eastAsiaTheme="minorEastAsia" w:hAnsiTheme="minorEastAsia" w:hint="eastAsia"/>
-          <w:b/>
-          <w:bCs/>
-          <w:sz w:val="24"/>
-        </w:rPr>
-        <w:t>1. 问题选择与初认知</w:t>
-      </w:r>
-    </w:p>
-    <w:p>
-      <w:pPr>
-        <w:spacing w:line="360" w:lineRule="auto"/>
-        <w:ind w:left="240" w:hangingChars="100" w:hanging="240"/>
-        <w:rPr>
-          <w:rFonts w:asciiTheme="minorEastAsia" w:eastAsiaTheme="minorEastAsia" w:hAnsiTheme="minorEastAsia" w:hint="eastAsia"/>
-          <w:sz w:val="24"/>
-        </w:rPr>
-      </w:pPr>
-      <w:r>
-        <w:rPr>
-          <w:rFonts w:asciiTheme="minorEastAsia" w:eastAsiaTheme="minorEastAsia" w:hAnsiTheme="minorEastAsia"/>
-          <w:sz w:val="24"/>
-        </w:rPr>
-        <w:tab/>
-      </w:r>
-      <w:r>
-        <w:rPr>
-          <w:rFonts w:asciiTheme="minorEastAsia" w:eastAsiaTheme="minorEastAsia" w:hAnsiTheme="minorEastAsia" w:hint="eastAsia"/>
-          <w:sz w:val="24"/>
-        </w:rPr>
-        <w:t xml:space="preserve">    </w:t>
-      </w:r>
-      <w:r>
-        <w:rPr>
-          <w:rFonts w:asciiTheme="minorEastAsia" w:eastAsiaTheme="minorEastAsia" w:hAnsiTheme="minorEastAsia" w:hint="eastAsia"/>
-          <w:sz w:val="24"/>
-        </w:rPr>
-        <w:t>我们预期在某一个NP-Hard问题上通过不同的算法策略进行比较，并针对其中某一个算法策略进行优化改进，以得到更好的性能和更准确的结果。经过小组内讨论与评估，我们最终选择了TSP（旅行商问题）。我们注意到该问题的数据集中，大部分数据来源于</w:t>
-      </w:r>
-      <w:r>
-        <w:rPr>
-          <w:rFonts w:asciiTheme="minorEastAsia" w:eastAsiaTheme="minorEastAsia" w:hAnsiTheme="minorEastAsia" w:hint="eastAsia"/>
-          <w:sz w:val="24"/>
-        </w:rPr>
-        <w:t>现实，具有很好的数学性质，而且扩展性强，是个很有研究意义的问题。</w:t>
-      </w:r>
-    </w:p>
-    <w:p>
-      <w:pPr>
-        <w:spacing w:line="360" w:lineRule="auto"/>
-        <w:ind w:firstLineChars="100" w:firstLine="241"/>
-        <w:rPr>
-          <w:rFonts w:asciiTheme="minorEastAsia" w:eastAsiaTheme="minorEastAsia" w:hAnsiTheme="minorEastAsia" w:hint="eastAsia"/>
-          <w:b/>
-          <w:bCs/>
-          <w:sz w:val="24"/>
-        </w:rPr>
-      </w:pPr>
-      <w:r>
-        <w:rPr>
-          <w:rFonts w:asciiTheme="minorEastAsia" w:eastAsiaTheme="minorEastAsia" w:hAnsiTheme="minorEastAsia" w:hint="eastAsia"/>
-          <w:b/>
-          <w:bCs/>
-          <w:sz w:val="24"/>
-        </w:rPr>
-        <w:t>2. 数据特点分析</w:t>
-      </w:r>
-    </w:p>
-    <w:p>
-      <w:pPr>
-        <w:spacing w:line="360" w:lineRule="auto"/>
-        <w:ind w:firstLineChars="200" w:firstLine="480"/>
-        <w:rPr>
-          <w:rFonts w:asciiTheme="minorEastAsia" w:eastAsiaTheme="minorEastAsia" w:hAnsiTheme="minorEastAsia" w:hint="eastAsia"/>
-          <w:sz w:val="24"/>
-        </w:rPr>
-      </w:pPr>
-      <w:r>
-        <w:rPr>
-          <w:rFonts w:asciiTheme="minorEastAsia" w:eastAsiaTheme="minorEastAsia" w:hAnsiTheme="minorEastAsia" w:hint="eastAsia"/>
-          <w:sz w:val="24"/>
-        </w:rPr>
-        <w:t>我们使用的数据集具有以下特点：</w:t>
-      </w:r>
-    </w:p>
-    <w:p>
-      <w:pPr>
-        <w:spacing w:line="360" w:lineRule="auto"/>
-        <w:ind w:firstLineChars="200" w:firstLine="480"/>
-        <w:rPr>
-          <w:rFonts w:asciiTheme="minorEastAsia" w:eastAsiaTheme="minorEastAsia" w:hAnsiTheme="minorEastAsia" w:hint="eastAsia"/>
-          <w:sz w:val="24"/>
-        </w:rPr>
-      </w:pPr>
-      <w:r>
-        <w:rPr>
-          <w:rFonts w:asciiTheme="minorEastAsia" w:eastAsiaTheme="minorEastAsia" w:hAnsiTheme="minorEastAsia" w:hint="eastAsia"/>
-          <w:sz w:val="24"/>
-        </w:rPr>
-        <w:t>（1）</w:t>
-      </w:r>
-      <w:r>
-        <w:rPr>
-          <w:rFonts w:asciiTheme="minorEastAsia" w:eastAsiaTheme="minorEastAsia" w:hAnsiTheme="minorEastAsia" w:hint="eastAsia"/>
-          <w:sz w:val="24"/>
-        </w:rPr>
-        <w:t>节点均为现实中的城市，坐标为真实二维坐标。</w:t>
-      </w:r>
-    </w:p>
-    <w:p>
-      <w:pPr>
-        <w:spacing w:line="360" w:lineRule="auto"/>
-        <w:ind w:firstLineChars="200" w:firstLine="480"/>
-        <w:rPr>
-          <w:rFonts w:asciiTheme="minorEastAsia" w:eastAsiaTheme="minorEastAsia" w:hAnsiTheme="minorEastAsia" w:hint="eastAsia"/>
-          <w:sz w:val="24"/>
-        </w:rPr>
-      </w:pPr>
-      <w:r>
-        <w:rPr>
-          <w:rFonts w:asciiTheme="minorEastAsia" w:eastAsiaTheme="minorEastAsia" w:hAnsiTheme="minorEastAsia" w:hint="eastAsia"/>
-          <w:sz w:val="24"/>
-        </w:rPr>
-        <w:t>（2）</w:t>
-      </w:r>
-      <w:r>
-        <w:rPr>
-          <w:rFonts w:asciiTheme="minorEastAsia" w:eastAsiaTheme="minorEastAsia" w:hAnsiTheme="minorEastAsia" w:hint="eastAsia"/>
-          <w:sz w:val="24"/>
-        </w:rPr>
-        <w:t>节点间距离为欧氏几何距离，满足三角不等式。</w:t>
-      </w:r>
-    </w:p>
-    <w:p>
-      <w:pPr>
-        <w:spacing w:line="360" w:lineRule="auto"/>
-        <w:ind w:firstLineChars="200" w:firstLine="480"/>
-        <w:rPr>
-          <w:rFonts w:asciiTheme="minorEastAsia" w:eastAsiaTheme="minorEastAsia" w:hAnsiTheme="minorEastAsia" w:hint="eastAsia"/>
-          <w:sz w:val="24"/>
-        </w:rPr>
-      </w:pPr>
-      <w:r>
-        <w:rPr>
-          <w:rFonts w:asciiTheme="minorEastAsia" w:eastAsiaTheme="minorEastAsia" w:hAnsiTheme="minorEastAsia" w:hint="eastAsia"/>
-          <w:sz w:val="24"/>
-        </w:rPr>
-        <w:t>（3）</w:t>
-      </w:r>
-      <w:r>
-        <w:rPr>
-          <w:rFonts w:asciiTheme="minorEastAsia" w:eastAsiaTheme="minorEastAsia" w:hAnsiTheme="minorEastAsia" w:hint="eastAsia"/>
-          <w:sz w:val="24"/>
-        </w:rPr>
-        <w:t>所有图均为无向完全图。</w:t>
-      </w:r>
-    </w:p>
-    <w:p>
-      <w:pPr>
-        <w:spacing w:line="360" w:lineRule="auto"/>
-        <w:ind w:firstLineChars="100" w:firstLine="241"/>
-        <w:rPr>
-          <w:rFonts w:asciiTheme="minorEastAsia" w:eastAsiaTheme="minorEastAsia" w:hAnsiTheme="minorEastAsia" w:hint="eastAsia"/>
-          <w:b/>
-          <w:bCs/>
-          <w:sz w:val="24"/>
-        </w:rPr>
-      </w:pPr>
-      <w:r>
-        <w:rPr>
-          <w:rFonts w:asciiTheme="minorEastAsia" w:eastAsiaTheme="minorEastAsia" w:hAnsiTheme="minorEastAsia" w:hint="eastAsia"/>
-          <w:b/>
-          <w:bCs/>
-          <w:sz w:val="24"/>
-        </w:rPr>
-        <w:t>3. 项目结构与仓库</w:t>
-      </w:r>
-    </w:p>
-    <w:p>
-      <w:pPr>
-        <w:spacing w:line="360" w:lineRule="auto"/>
-        <w:ind w:left="240" w:hangingChars="100" w:hanging="240"/>
-        <w:rPr>
-          <w:rFonts w:asciiTheme="minorEastAsia" w:eastAsiaTheme="minorEastAsia" w:hAnsiTheme="minorEastAsia" w:hint="eastAsia"/>
-          <w:sz w:val="24"/>
-        </w:rPr>
-      </w:pPr>
-      <w:r>
-        <w:rPr>
-          <w:rFonts w:asciiTheme="minorEastAsia" w:eastAsiaTheme="minorEastAsia" w:hAnsiTheme="minorEastAsia"/>
-          <w:sz w:val="24"/>
-        </w:rPr>
-        <w:tab/>
-      </w:r>
-      <w:r>
-        <w:rPr>
-          <w:rFonts w:asciiTheme="minorEastAsia" w:eastAsiaTheme="minorEastAsia" w:hAnsiTheme="minorEastAsia" w:hint="eastAsia"/>
-          <w:sz w:val="24"/>
-        </w:rPr>
-        <w:t xml:space="preserve">    </w:t>
-      </w:r>
-      <w:r>
-        <w:rPr>
-          <w:rFonts w:asciiTheme="minorEastAsia" w:eastAsiaTheme="minorEastAsia" w:hAnsiTheme="minorEastAsia" w:hint="eastAsia"/>
-          <w:sz w:val="24"/>
-        </w:rPr>
-        <w:t>我们使用</w:t>
-      </w:r>
-      <w:r>
-        <w:rPr>
-          <w:rFonts w:asciiTheme="minorEastAsia" w:eastAsiaTheme="minorEastAsia" w:hAnsiTheme="minorEastAsia"/>
-          <w:sz w:val="24"/>
-        </w:rPr>
-        <w:t>git</w:t>
-      </w:r>
-      <w:r>
-        <w:rPr>
-          <w:rFonts w:asciiTheme="minorEastAsia" w:eastAsiaTheme="minorEastAsia" w:hAnsiTheme="minorEastAsia" w:hint="eastAsia"/>
-          <w:sz w:val="24"/>
-        </w:rPr>
-        <w:t>工具管理原始项目，并使用分支来管理项目进行的各个阶段。这不仅有助</w:t>
-      </w:r>
-      <w:r>
-        <w:rPr>
-          <w:rFonts w:asciiTheme="minorEastAsia" w:eastAsiaTheme="minorEastAsia" w:hAnsiTheme="minorEastAsia" w:hint="eastAsia"/>
-          <w:sz w:val="24"/>
-        </w:rPr>
-        <w:t xml:space="preserve"> </w:t>
-      </w:r>
-      <w:r>
-        <w:rPr>
-          <w:rFonts w:asciiTheme="minorEastAsia" w:eastAsiaTheme="minorEastAsia" w:hAnsiTheme="minorEastAsia" w:hint="eastAsia"/>
-          <w:sz w:val="24"/>
-        </w:rPr>
-        <w:t>于清晰地规划项目，更有利于多人协作时的有痕工作和版本控制。</w:t>
-      </w:r>
-      <w:r>
-        <w:rPr>
-          <w:rFonts w:asciiTheme="minorEastAsia" w:eastAsiaTheme="minorEastAsia" w:hAnsiTheme="minorEastAsia" w:hint="eastAsia"/>
-          <w:sz w:val="24"/>
-        </w:rPr>
-        <w:t>我们在要核心研究的主题和问题确定之前就建立了git仓库，准备所有可能需要用到的论文和数据集，推到仓库上面。针对git仓库，我们进行了可读性高、逻辑清晰的目录结构和分支结构管理。</w:t>
-      </w:r>
-    </w:p>
-    <w:p>
-      <w:pPr>
         <w:pStyle w:val="af"/>
         <w:numPr>
           <w:ilvl w:val="0"/>
+          <w:numId w:val="16"/>
+        </w:numPr>
+        <w:spacing w:line="360" w:lineRule="auto"/>
+        <w:ind w:firstLineChars="0"/>
+        <w:rPr>
+          <w:rFonts w:asciiTheme="minorEastAsia" w:eastAsiaTheme="minorEastAsia" w:hAnsiTheme="minorEastAsia" w:hint="eastAsia"/>
+          <w:b/>
+          <w:bCs/>
+          <w:sz w:val="24"/>
+        </w:rPr>
+      </w:pPr>
+      <w:r>
+        <w:rPr>
+          <w:rFonts w:asciiTheme="minorEastAsia" w:eastAsiaTheme="minorEastAsia" w:hAnsiTheme="minorEastAsia" w:hint="eastAsia"/>
+          <w:b/>
+          <w:bCs/>
+          <w:sz w:val="24"/>
+        </w:rPr>
+        <w:t>问题选择与初认知</w:t>
+      </w:r>
+    </w:p>
+    <w:p>
+      <w:pPr>
+        <w:spacing w:line="360" w:lineRule="auto"/>
+        <w:ind w:left="240" w:hangingChars="100" w:hanging="240"/>
+        <w:rPr>
+          <w:rFonts w:asciiTheme="minorEastAsia" w:eastAsiaTheme="minorEastAsia" w:hAnsiTheme="minorEastAsia" w:hint="eastAsia"/>
+          <w:sz w:val="24"/>
+        </w:rPr>
+      </w:pPr>
+      <w:r>
+        <w:rPr>
+          <w:rFonts w:asciiTheme="minorEastAsia" w:eastAsiaTheme="minorEastAsia" w:hAnsiTheme="minorEastAsia"/>
+          <w:sz w:val="24"/>
+        </w:rPr>
+        <w:tab/>
+      </w:r>
+      <w:r>
+        <w:rPr>
+          <w:rFonts w:asciiTheme="minorEastAsia" w:eastAsiaTheme="minorEastAsia" w:hAnsiTheme="minorEastAsia" w:hint="eastAsia"/>
+          <w:sz w:val="24"/>
+        </w:rPr>
+        <w:t xml:space="preserve">    </w:t>
+      </w:r>
+      <w:r>
+        <w:rPr>
+          <w:rFonts w:asciiTheme="minorEastAsia" w:eastAsiaTheme="minorEastAsia" w:hAnsiTheme="minorEastAsia" w:hint="eastAsia"/>
+          <w:sz w:val="24"/>
+        </w:rPr>
+        <w:t>我们预期在某一个NP-Hard问题上通过不同的算法策略进行比较，并针对其中某一个算法策略进行优化改进，以得到更好的性能和更准确的结果。经过小组内讨论与评估，我们最终选择了TSP（旅行商问题）。我们注意到该问题的数据集中，大部分数据来源于</w:t>
+      </w:r>
+      <w:r>
+        <w:rPr>
+          <w:rFonts w:asciiTheme="minorEastAsia" w:eastAsiaTheme="minorEastAsia" w:hAnsiTheme="minorEastAsia" w:hint="eastAsia"/>
+          <w:sz w:val="24"/>
+        </w:rPr>
+        <w:t>现实，具有很好的数学性质，而且扩展性强，是个很有研究意义的问题。</w:t>
+      </w:r>
+    </w:p>
+    <w:p>
+      <w:pPr>
+        <w:pStyle w:val="af"/>
+        <w:numPr>
+          <w:ilvl w:val="0"/>
+          <w:numId w:val="16"/>
+        </w:numPr>
+        <w:spacing w:line="360" w:lineRule="auto"/>
+        <w:ind w:firstLineChars="0"/>
+        <w:rPr>
+          <w:rFonts w:asciiTheme="minorEastAsia" w:eastAsiaTheme="minorEastAsia" w:hAnsiTheme="minorEastAsia" w:hint="eastAsia"/>
+          <w:b/>
+          <w:bCs/>
+          <w:sz w:val="24"/>
+        </w:rPr>
+      </w:pPr>
+      <w:r>
+        <w:rPr>
+          <w:rFonts w:asciiTheme="minorEastAsia" w:eastAsiaTheme="minorEastAsia" w:hAnsiTheme="minorEastAsia" w:hint="eastAsia"/>
+          <w:b/>
+          <w:bCs/>
+          <w:sz w:val="24"/>
+        </w:rPr>
+        <w:t>数据特点分析</w:t>
+      </w:r>
+    </w:p>
+    <w:p>
+      <w:pPr>
+        <w:spacing w:line="360" w:lineRule="auto"/>
+        <w:ind w:firstLineChars="200" w:firstLine="480"/>
+        <w:rPr>
+          <w:rFonts w:asciiTheme="minorEastAsia" w:eastAsiaTheme="minorEastAsia" w:hAnsiTheme="minorEastAsia" w:hint="eastAsia"/>
+          <w:sz w:val="24"/>
+        </w:rPr>
+      </w:pPr>
+      <w:r>
+        <w:rPr>
+          <w:rFonts w:asciiTheme="minorEastAsia" w:eastAsiaTheme="minorEastAsia" w:hAnsiTheme="minorEastAsia" w:hint="eastAsia"/>
+          <w:sz w:val="24"/>
+        </w:rPr>
+        <w:t>我们使用的数据集具有以下特点：</w:t>
+      </w:r>
+    </w:p>
+    <w:p>
+      <w:pPr>
+        <w:pStyle w:val="af"/>
+        <w:numPr>
+          <w:ilvl w:val="1"/>
+          <w:numId w:val="14"/>
+        </w:numPr>
+        <w:spacing w:line="360" w:lineRule="auto"/>
+        <w:ind w:firstLineChars="0"/>
+        <w:rPr>
+          <w:rFonts w:asciiTheme="minorEastAsia" w:eastAsiaTheme="minorEastAsia" w:hAnsiTheme="minorEastAsia" w:hint="eastAsia"/>
+          <w:sz w:val="24"/>
+        </w:rPr>
+      </w:pPr>
+      <w:r>
+        <w:rPr>
+          <w:rFonts w:asciiTheme="minorEastAsia" w:eastAsiaTheme="minorEastAsia" w:hAnsiTheme="minorEastAsia" w:hint="eastAsia"/>
+          <w:sz w:val="24"/>
+        </w:rPr>
+        <w:t>节点均为现实中的城市，坐标为真实二维坐标。</w:t>
+      </w:r>
+    </w:p>
+    <w:p>
+      <w:pPr>
+        <w:pStyle w:val="af"/>
+        <w:numPr>
+          <w:ilvl w:val="1"/>
+          <w:numId w:val="14"/>
+        </w:numPr>
+        <w:spacing w:line="360" w:lineRule="auto"/>
+        <w:ind w:firstLineChars="0"/>
+        <w:rPr>
+          <w:rFonts w:asciiTheme="minorEastAsia" w:eastAsiaTheme="minorEastAsia" w:hAnsiTheme="minorEastAsia" w:hint="eastAsia"/>
+          <w:sz w:val="24"/>
+        </w:rPr>
+      </w:pPr>
+      <w:r>
+        <w:rPr>
+          <w:rFonts w:asciiTheme="minorEastAsia" w:eastAsiaTheme="minorEastAsia" w:hAnsiTheme="minorEastAsia" w:hint="eastAsia"/>
+          <w:sz w:val="24"/>
+        </w:rPr>
+        <w:t>节点间距离为欧氏几何距离，满足三角不等式。</w:t>
+      </w:r>
+    </w:p>
+    <w:p>
+      <w:pPr>
+        <w:pStyle w:val="af"/>
+        <w:numPr>
+          <w:ilvl w:val="1"/>
+          <w:numId w:val="14"/>
+        </w:numPr>
+        <w:spacing w:line="360" w:lineRule="auto"/>
+        <w:ind w:firstLineChars="0"/>
+        <w:rPr>
+          <w:rFonts w:asciiTheme="minorEastAsia" w:eastAsiaTheme="minorEastAsia" w:hAnsiTheme="minorEastAsia" w:hint="eastAsia"/>
+          <w:sz w:val="24"/>
+        </w:rPr>
+      </w:pPr>
+      <w:r>
+        <w:rPr>
+          <w:rFonts w:asciiTheme="minorEastAsia" w:eastAsiaTheme="minorEastAsia" w:hAnsiTheme="minorEastAsia" w:hint="eastAsia"/>
+          <w:sz w:val="24"/>
+        </w:rPr>
+        <w:t>所有图均为无向完全图。</w:t>
+      </w:r>
+    </w:p>
+    <w:p>
+      <w:pPr>
+        <w:pStyle w:val="af"/>
+        <w:numPr>
+          <w:ilvl w:val="0"/>
+          <w:numId w:val="16"/>
+        </w:numPr>
+        <w:spacing w:line="360" w:lineRule="auto"/>
+        <w:ind w:firstLineChars="0"/>
+        <w:rPr>
+          <w:rFonts w:asciiTheme="minorEastAsia" w:eastAsiaTheme="minorEastAsia" w:hAnsiTheme="minorEastAsia" w:hint="eastAsia"/>
+          <w:b/>
+          <w:bCs/>
+          <w:sz w:val="24"/>
+        </w:rPr>
+      </w:pPr>
+      <w:r>
+        <w:rPr>
+          <w:rFonts w:asciiTheme="minorEastAsia" w:eastAsiaTheme="minorEastAsia" w:hAnsiTheme="minorEastAsia" w:hint="eastAsia"/>
+          <w:b/>
+          <w:bCs/>
+          <w:sz w:val="24"/>
+        </w:rPr>
+        <w:t>项目结构与仓库</w:t>
+      </w:r>
+    </w:p>
+    <w:p>
+      <w:pPr>
+        <w:spacing w:line="360" w:lineRule="auto"/>
+        <w:ind w:left="240" w:hangingChars="100" w:hanging="240"/>
+        <w:rPr>
+          <w:rFonts w:asciiTheme="minorEastAsia" w:eastAsiaTheme="minorEastAsia" w:hAnsiTheme="minorEastAsia" w:hint="eastAsia"/>
+          <w:sz w:val="24"/>
+        </w:rPr>
+      </w:pPr>
+      <w:r>
+        <w:rPr>
+          <w:rFonts w:asciiTheme="minorEastAsia" w:eastAsiaTheme="minorEastAsia" w:hAnsiTheme="minorEastAsia"/>
+          <w:sz w:val="24"/>
+        </w:rPr>
+        <w:tab/>
+      </w:r>
+      <w:r>
+        <w:rPr>
+          <w:rFonts w:asciiTheme="minorEastAsia" w:eastAsiaTheme="minorEastAsia" w:hAnsiTheme="minorEastAsia" w:hint="eastAsia"/>
+          <w:sz w:val="24"/>
+        </w:rPr>
+        <w:t xml:space="preserve">    </w:t>
+      </w:r>
+      <w:r>
+        <w:rPr>
+          <w:rFonts w:asciiTheme="minorEastAsia" w:eastAsiaTheme="minorEastAsia" w:hAnsiTheme="minorEastAsia" w:hint="eastAsia"/>
+          <w:sz w:val="24"/>
+        </w:rPr>
+        <w:t>我们使用</w:t>
+      </w:r>
+      <w:r>
+        <w:rPr>
+          <w:rFonts w:asciiTheme="minorEastAsia" w:eastAsiaTheme="minorEastAsia" w:hAnsiTheme="minorEastAsia"/>
+          <w:sz w:val="24"/>
+        </w:rPr>
+        <w:t>git</w:t>
+      </w:r>
+      <w:r>
+        <w:rPr>
+          <w:rFonts w:asciiTheme="minorEastAsia" w:eastAsiaTheme="minorEastAsia" w:hAnsiTheme="minorEastAsia" w:hint="eastAsia"/>
+          <w:sz w:val="24"/>
+        </w:rPr>
+        <w:t>工具管理原始项目，并使用分支来管理项目进行的各个阶段。这不仅有助</w:t>
+      </w:r>
+      <w:r>
+        <w:rPr>
+          <w:rFonts w:asciiTheme="minorEastAsia" w:eastAsiaTheme="minorEastAsia" w:hAnsiTheme="minorEastAsia" w:hint="eastAsia"/>
+          <w:sz w:val="24"/>
+        </w:rPr>
+        <w:t xml:space="preserve"> </w:t>
+      </w:r>
+      <w:r>
+        <w:rPr>
+          <w:rFonts w:asciiTheme="minorEastAsia" w:eastAsiaTheme="minorEastAsia" w:hAnsiTheme="minorEastAsia" w:hint="eastAsia"/>
+          <w:sz w:val="24"/>
+        </w:rPr>
+        <w:t>于清晰地规划项目，更有利于多人协作时的有痕工作和版本控制。</w:t>
+      </w:r>
+      <w:r>
+        <w:rPr>
+          <w:rFonts w:asciiTheme="minorEastAsia" w:eastAsiaTheme="minorEastAsia" w:hAnsiTheme="minorEastAsia" w:hint="eastAsia"/>
+          <w:sz w:val="24"/>
+        </w:rPr>
+        <w:t>我们在要核心研究的主题和问题确定之前就建立了git仓库，准备所有可能需要用到的论文和数据集，推到仓库上面。针对git仓库，我们进行了可读性高、逻辑清晰的目录结构和分支结构管理。</w:t>
+      </w:r>
+    </w:p>
+    <w:p>
+      <w:pPr>
+        <w:pStyle w:val="af"/>
+        <w:numPr>
+          <w:ilvl w:val="1"/>
           <w:numId w:val="12"/>
         </w:numPr>
         <w:spacing w:line="360" w:lineRule="auto"/>
-        <w:ind w:firstLineChars="0"/>
+        <w:ind w:left="1361" w:firstLineChars="0" w:hanging="442"/>
         <w:rPr>
           <w:rFonts w:asciiTheme="minorEastAsia" w:eastAsiaTheme="minorEastAsia" w:hAnsiTheme="minorEastAsia" w:hint="eastAsia"/>
           <w:sz w:val="24"/>
@@ -1636,11 +1631,11 @@
       <w:pPr>
         <w:pStyle w:val="af"/>
         <w:numPr>
-          <w:ilvl w:val="0"/>
+          <w:ilvl w:val="1"/>
           <w:numId w:val="12"/>
         </w:numPr>
         <w:spacing w:line="360" w:lineRule="auto"/>
-        <w:ind w:firstLineChars="0"/>
+        <w:ind w:left="1361" w:firstLineChars="0" w:hanging="442"/>
         <w:rPr>
           <w:rFonts w:asciiTheme="minorEastAsia" w:eastAsiaTheme="minorEastAsia" w:hAnsiTheme="minorEastAsia" w:hint="eastAsia"/>
           <w:sz w:val="24"/>
@@ -1770,8 +1765,13 @@
     </w:p>
     <w:p>
       <w:pPr>
-        <w:spacing w:line="360" w:lineRule="auto"/>
-        <w:ind w:firstLineChars="100" w:firstLine="241"/>
+        <w:pStyle w:val="af"/>
+        <w:numPr>
+          <w:ilvl w:val="0"/>
+          <w:numId w:val="16"/>
+        </w:numPr>
+        <w:spacing w:line="360" w:lineRule="auto"/>
+        <w:ind w:firstLineChars="0"/>
         <w:rPr>
           <w:rFonts w:asciiTheme="minorEastAsia" w:eastAsiaTheme="minorEastAsia" w:hAnsiTheme="minorEastAsia" w:hint="eastAsia"/>
           <w:b/>
@@ -1786,7 +1786,7 @@
           <w:bCs/>
           <w:sz w:val="24"/>
         </w:rPr>
-        <w:t>4. 数据处理（data-process分支）</w:t>
+        <w:t>数据处理（data-process分支）</w:t>
       </w:r>
     </w:p>
     <w:p>
@@ -2058,9 +2058,15 @@
     </w:p>
     <w:p>
       <w:pPr>
-        <w:spacing w:line="360" w:lineRule="auto"/>
-        <w:rPr>
-          <w:rFonts w:asciiTheme="minorEastAsia" w:eastAsiaTheme="minorEastAsia" w:hAnsiTheme="minorEastAsia" w:hint="eastAsia"/>
+        <w:pStyle w:val="af"/>
+        <w:numPr>
+          <w:ilvl w:val="0"/>
+          <w:numId w:val="17"/>
+        </w:numPr>
+        <w:spacing w:line="360" w:lineRule="auto"/>
+        <w:ind w:firstLineChars="0"/>
+        <w:rPr>
+          <w:rFonts w:asciiTheme="minorEastAsia" w:eastAsiaTheme="minorEastAsia" w:hAnsiTheme="minorEastAsia"/>
           <w:b/>
           <w:bCs/>
           <w:sz w:val="24"/>
@@ -2073,7 +2079,7 @@
           <w:bCs/>
           <w:sz w:val="24"/>
         </w:rPr>
-        <w:t xml:space="preserve"> 5. 求解策略</w:t>
+        <w:t>求解策略</w:t>
       </w:r>
       <w:r>
         <w:rPr>
@@ -2088,20 +2094,14 @@
     <w:p>
       <w:pPr>
         <w:spacing w:line="360" w:lineRule="auto"/>
-        <w:rPr>
-          <w:rFonts w:asciiTheme="minorEastAsia" w:eastAsiaTheme="minorEastAsia" w:hAnsiTheme="minorEastAsia" w:hint="eastAsia"/>
-          <w:sz w:val="24"/>
-        </w:rPr>
-      </w:pPr>
-      <w:r>
-        <w:rPr>
-          <w:rFonts w:asciiTheme="minorEastAsia" w:eastAsiaTheme="minorEastAsia" w:hAnsiTheme="minorEastAsia" w:hint="eastAsia"/>
+        <w:ind w:firstLineChars="200" w:firstLine="480"/>
+        <w:rPr>
+          <w:rFonts w:asciiTheme="minorEastAsia" w:eastAsiaTheme="minorEastAsia" w:hAnsiTheme="minorEastAsia"/>
           <w:b/>
           <w:bCs/>
           <w:sz w:val="24"/>
         </w:rPr>
-        <w:t xml:space="preserve"> </w:t>
-      </w:r>
+      </w:pPr>
       <w:r>
         <w:rPr>
           <w:rFonts w:asciiTheme="minorEastAsia" w:eastAsiaTheme="minorEastAsia" w:hAnsiTheme="minorEastAsia" w:hint="eastAsia"/>
@@ -2113,38 +2113,46 @@
     <w:p>
       <w:pPr>
         <w:spacing w:line="360" w:lineRule="auto"/>
-        <w:rPr>
-          <w:rFonts w:asciiTheme="minorEastAsia" w:eastAsiaTheme="minorEastAsia" w:hAnsiTheme="minorEastAsia" w:hint="eastAsia"/>
-          <w:sz w:val="24"/>
-        </w:rPr>
-      </w:pPr>
-      <w:r>
-        <w:rPr>
-          <w:rFonts w:asciiTheme="minorEastAsia" w:eastAsiaTheme="minorEastAsia" w:hAnsiTheme="minorEastAsia" w:hint="eastAsia"/>
-          <w:sz w:val="24"/>
-        </w:rPr>
-        <w:t xml:space="preserve">  在求解精确解的方法上：</w:t>
-      </w:r>
-    </w:p>
-    <w:p>
-      <w:pPr>
-        <w:spacing w:line="360" w:lineRule="auto"/>
-        <w:rPr>
-          <w:rFonts w:asciiTheme="minorEastAsia" w:eastAsiaTheme="minorEastAsia" w:hAnsiTheme="minorEastAsia" w:hint="eastAsia"/>
-          <w:sz w:val="24"/>
-        </w:rPr>
-      </w:pPr>
-      <w:r>
-        <w:rPr>
-          <w:rFonts w:asciiTheme="minorEastAsia" w:eastAsiaTheme="minorEastAsia" w:hAnsiTheme="minorEastAsia" w:hint="eastAsia"/>
-          <w:sz w:val="24"/>
-        </w:rPr>
-        <w:t xml:space="preserve"> （1）DFS</w:t>
-      </w:r>
-    </w:p>
-    <w:p>
-      <w:pPr>
-        <w:spacing w:line="360" w:lineRule="auto"/>
+        <w:ind w:firstLineChars="200" w:firstLine="480"/>
+        <w:rPr>
+          <w:rFonts w:asciiTheme="minorEastAsia" w:eastAsiaTheme="minorEastAsia" w:hAnsiTheme="minorEastAsia" w:hint="eastAsia"/>
+          <w:sz w:val="24"/>
+        </w:rPr>
+      </w:pPr>
+      <w:r>
+        <w:rPr>
+          <w:rFonts w:asciiTheme="minorEastAsia" w:eastAsiaTheme="minorEastAsia" w:hAnsiTheme="minorEastAsia" w:hint="eastAsia"/>
+          <w:sz w:val="24"/>
+        </w:rPr>
+        <w:t>在求解精确解的方法上：</w:t>
+      </w:r>
+    </w:p>
+    <w:p>
+      <w:pPr>
+        <w:pStyle w:val="af"/>
+        <w:numPr>
+          <w:ilvl w:val="0"/>
+          <w:numId w:val="19"/>
+        </w:numPr>
+        <w:spacing w:line="360" w:lineRule="auto"/>
+        <w:ind w:firstLineChars="0"/>
+        <w:rPr>
+          <w:rFonts w:asciiTheme="minorEastAsia" w:eastAsiaTheme="minorEastAsia" w:hAnsiTheme="minorEastAsia" w:hint="eastAsia"/>
+          <w:sz w:val="24"/>
+        </w:rPr>
+      </w:pPr>
+      <w:r>
+        <w:rPr>
+          <w:rFonts w:asciiTheme="minorEastAsia" w:eastAsiaTheme="minorEastAsia" w:hAnsiTheme="minorEastAsia" w:hint="eastAsia"/>
+          <w:sz w:val="24"/>
+        </w:rPr>
+        <w:t>DFS</w:t>
+      </w:r>
+    </w:p>
+    <w:p>
+      <w:pPr>
+        <w:spacing w:line="360" w:lineRule="auto"/>
+        <w:ind w:firstLine="200"/>
         <w:rPr>
           <w:rFonts w:asciiTheme="minorEastAsia" w:eastAsiaTheme="minorEastAsia" w:hAnsiTheme="minorEastAsia" w:hint="eastAsia"/>
           <w:sz w:val="24"/>
@@ -2168,6 +2176,7 @@
     <w:p>
       <w:pPr>
         <w:spacing w:line="360" w:lineRule="auto"/>
+        <w:ind w:firstLine="200"/>
         <w:rPr>
           <w:rFonts w:asciiTheme="minorEastAsia" w:eastAsiaTheme="minorEastAsia" w:hAnsiTheme="minorEastAsia" w:hint="eastAsia"/>
           <w:sz w:val="24"/>
@@ -2190,23 +2199,30 @@
     </w:p>
     <w:p>
       <w:pPr>
-        <w:spacing w:line="360" w:lineRule="auto"/>
-        <w:rPr>
-          <w:rFonts w:asciiTheme="minorEastAsia" w:eastAsiaTheme="minorEastAsia" w:hAnsiTheme="minorEastAsia" w:hint="eastAsia"/>
-          <w:sz w:val="24"/>
-        </w:rPr>
-      </w:pPr>
-      <w:r>
-        <w:rPr>
-          <w:rFonts w:asciiTheme="minorEastAsia" w:eastAsiaTheme="minorEastAsia" w:hAnsiTheme="minorEastAsia" w:hint="eastAsia"/>
-          <w:sz w:val="24"/>
-        </w:rPr>
-        <w:t xml:space="preserve"> （2）BFS</w:t>
-      </w:r>
-    </w:p>
-    <w:p>
-      <w:pPr>
-        <w:spacing w:line="360" w:lineRule="auto"/>
+        <w:pStyle w:val="af"/>
+        <w:numPr>
+          <w:ilvl w:val="0"/>
+          <w:numId w:val="19"/>
+        </w:numPr>
+        <w:spacing w:line="360" w:lineRule="auto"/>
+        <w:ind w:firstLineChars="0"/>
+        <w:rPr>
+          <w:rFonts w:asciiTheme="minorEastAsia" w:eastAsiaTheme="minorEastAsia" w:hAnsiTheme="minorEastAsia" w:hint="eastAsia"/>
+          <w:sz w:val="24"/>
+        </w:rPr>
+      </w:pPr>
+      <w:r>
+        <w:rPr>
+          <w:rFonts w:asciiTheme="minorEastAsia" w:eastAsiaTheme="minorEastAsia" w:hAnsiTheme="minorEastAsia" w:hint="eastAsia"/>
+          <w:sz w:val="24"/>
+        </w:rPr>
+        <w:t>BFS</w:t>
+      </w:r>
+    </w:p>
+    <w:p>
+      <w:pPr>
+        <w:spacing w:line="360" w:lineRule="auto"/>
+        <w:ind w:firstLine="200"/>
         <w:rPr>
           <w:rFonts w:asciiTheme="minorEastAsia" w:eastAsiaTheme="minorEastAsia" w:hAnsiTheme="minorEastAsia" w:hint="eastAsia"/>
           <w:sz w:val="24"/>
@@ -2230,6 +2246,7 @@
     <w:p>
       <w:pPr>
         <w:spacing w:line="360" w:lineRule="auto"/>
+        <w:ind w:firstLine="200"/>
         <w:rPr>
           <w:rFonts w:asciiTheme="minorEastAsia" w:eastAsiaTheme="minorEastAsia" w:hAnsiTheme="minorEastAsia" w:hint="eastAsia"/>
           <w:sz w:val="24"/>
@@ -2252,23 +2269,30 @@
     </w:p>
     <w:p>
       <w:pPr>
-        <w:spacing w:line="360" w:lineRule="auto"/>
-        <w:rPr>
-          <w:rFonts w:asciiTheme="minorEastAsia" w:eastAsiaTheme="minorEastAsia" w:hAnsiTheme="minorEastAsia" w:hint="eastAsia"/>
-          <w:sz w:val="24"/>
-        </w:rPr>
-      </w:pPr>
-      <w:r>
-        <w:rPr>
-          <w:rFonts w:asciiTheme="minorEastAsia" w:eastAsiaTheme="minorEastAsia" w:hAnsiTheme="minorEastAsia" w:hint="eastAsia"/>
-          <w:sz w:val="24"/>
-        </w:rPr>
-        <w:t xml:space="preserve"> （3）DP</w:t>
-      </w:r>
-    </w:p>
-    <w:p>
-      <w:pPr>
-        <w:spacing w:line="360" w:lineRule="auto"/>
+        <w:pStyle w:val="af"/>
+        <w:numPr>
+          <w:ilvl w:val="0"/>
+          <w:numId w:val="19"/>
+        </w:numPr>
+        <w:spacing w:line="360" w:lineRule="auto"/>
+        <w:ind w:firstLineChars="0"/>
+        <w:rPr>
+          <w:rFonts w:asciiTheme="minorEastAsia" w:eastAsiaTheme="minorEastAsia" w:hAnsiTheme="minorEastAsia" w:hint="eastAsia"/>
+          <w:sz w:val="24"/>
+        </w:rPr>
+      </w:pPr>
+      <w:r>
+        <w:rPr>
+          <w:rFonts w:asciiTheme="minorEastAsia" w:eastAsiaTheme="minorEastAsia" w:hAnsiTheme="minorEastAsia" w:hint="eastAsia"/>
+          <w:sz w:val="24"/>
+        </w:rPr>
+        <w:t>DP</w:t>
+      </w:r>
+    </w:p>
+    <w:p>
+      <w:pPr>
+        <w:spacing w:line="360" w:lineRule="auto"/>
+        <w:ind w:firstLine="200"/>
         <w:rPr>
           <w:rFonts w:asciiTheme="minorEastAsia" w:eastAsiaTheme="minorEastAsia" w:hAnsiTheme="minorEastAsia" w:hint="eastAsia"/>
           <w:sz w:val="24"/>
@@ -2292,6 +2316,7 @@
     <w:p>
       <w:pPr>
         <w:spacing w:line="360" w:lineRule="auto"/>
+        <w:ind w:firstLine="200"/>
         <w:rPr>
           <w:rFonts w:asciiTheme="minorEastAsia" w:eastAsiaTheme="minorEastAsia" w:hAnsiTheme="minorEastAsia" w:hint="eastAsia"/>
           <w:sz w:val="24"/>
@@ -2315,6 +2340,7 @@
     <w:p>
       <w:pPr>
         <w:spacing w:line="360" w:lineRule="auto"/>
+        <w:ind w:firstLine="200"/>
         <w:rPr>
           <w:rFonts w:asciiTheme="minorEastAsia" w:eastAsiaTheme="minorEastAsia" w:hAnsiTheme="minorEastAsia" w:hint="eastAsia"/>
           <w:sz w:val="24"/>
@@ -2331,48 +2357,66 @@
     </w:p>
     <w:p>
       <w:pPr>
-        <w:spacing w:line="360" w:lineRule="auto"/>
-        <w:rPr>
-          <w:rFonts w:asciiTheme="minorEastAsia" w:eastAsiaTheme="minorEastAsia" w:hAnsiTheme="minorEastAsia" w:hint="eastAsia"/>
-          <w:sz w:val="24"/>
-        </w:rPr>
-      </w:pPr>
-      <w:r>
-        <w:rPr>
-          <w:rFonts w:asciiTheme="minorEastAsia" w:eastAsiaTheme="minorEastAsia" w:hAnsiTheme="minorEastAsia" w:hint="eastAsia"/>
-          <w:sz w:val="24"/>
-        </w:rPr>
-        <w:t xml:space="preserve"> （1）MST</w:t>
-      </w:r>
-    </w:p>
-    <w:p>
-      <w:pPr>
-        <w:spacing w:line="360" w:lineRule="auto"/>
-        <w:rPr>
-          <w:rFonts w:asciiTheme="minorEastAsia" w:eastAsiaTheme="minorEastAsia" w:hAnsiTheme="minorEastAsia" w:hint="eastAsia"/>
-          <w:sz w:val="24"/>
-        </w:rPr>
-      </w:pPr>
-      <w:r>
-        <w:rPr>
-          <w:rFonts w:asciiTheme="minorEastAsia" w:eastAsiaTheme="minorEastAsia" w:hAnsiTheme="minorEastAsia" w:hint="eastAsia"/>
-          <w:sz w:val="24"/>
-        </w:rPr>
-        <w:t xml:space="preserve"> （2）greedy贪心</w:t>
-      </w:r>
-    </w:p>
-    <w:p>
-      <w:pPr>
-        <w:spacing w:line="360" w:lineRule="auto"/>
-        <w:rPr>
-          <w:rFonts w:asciiTheme="minorEastAsia" w:eastAsiaTheme="minorEastAsia" w:hAnsiTheme="minorEastAsia" w:hint="eastAsia"/>
-          <w:sz w:val="24"/>
-        </w:rPr>
-      </w:pPr>
-    </w:p>
-    <w:p>
-      <w:pPr>
-        <w:spacing w:line="360" w:lineRule="auto"/>
+        <w:pStyle w:val="af"/>
+        <w:numPr>
+          <w:ilvl w:val="0"/>
+          <w:numId w:val="20"/>
+        </w:numPr>
+        <w:spacing w:line="360" w:lineRule="auto"/>
+        <w:ind w:firstLineChars="0"/>
+        <w:rPr>
+          <w:rFonts w:asciiTheme="minorEastAsia" w:eastAsiaTheme="minorEastAsia" w:hAnsiTheme="minorEastAsia" w:hint="eastAsia"/>
+          <w:sz w:val="24"/>
+        </w:rPr>
+      </w:pPr>
+      <w:r>
+        <w:rPr>
+          <w:rFonts w:asciiTheme="minorEastAsia" w:eastAsiaTheme="minorEastAsia" w:hAnsiTheme="minorEastAsia" w:hint="eastAsia"/>
+          <w:sz w:val="24"/>
+        </w:rPr>
+        <w:t>MST</w:t>
+      </w:r>
+    </w:p>
+    <w:p>
+      <w:pPr>
+        <w:pStyle w:val="af"/>
+        <w:numPr>
+          <w:ilvl w:val="0"/>
+          <w:numId w:val="20"/>
+        </w:numPr>
+        <w:spacing w:line="360" w:lineRule="auto"/>
+        <w:ind w:firstLineChars="0"/>
+        <w:rPr>
+          <w:rFonts w:asciiTheme="minorEastAsia" w:eastAsiaTheme="minorEastAsia" w:hAnsiTheme="minorEastAsia" w:hint="eastAsia"/>
+          <w:sz w:val="24"/>
+        </w:rPr>
+      </w:pPr>
+      <w:r>
+        <w:rPr>
+          <w:rFonts w:asciiTheme="minorEastAsia" w:eastAsiaTheme="minorEastAsia" w:hAnsiTheme="minorEastAsia" w:hint="eastAsia"/>
+          <w:sz w:val="24"/>
+        </w:rPr>
+        <w:t>greedy贪心</w:t>
+      </w:r>
+    </w:p>
+    <w:p>
+      <w:pPr>
+        <w:spacing w:line="360" w:lineRule="auto"/>
+        <w:rPr>
+          <w:rFonts w:asciiTheme="minorEastAsia" w:eastAsiaTheme="minorEastAsia" w:hAnsiTheme="minorEastAsia" w:hint="eastAsia"/>
+          <w:sz w:val="24"/>
+        </w:rPr>
+      </w:pPr>
+    </w:p>
+    <w:p>
+      <w:pPr>
+        <w:pStyle w:val="af"/>
+        <w:numPr>
+          <w:ilvl w:val="0"/>
+          <w:numId w:val="17"/>
+        </w:numPr>
+        <w:spacing w:line="360" w:lineRule="auto"/>
+        <w:ind w:firstLineChars="0"/>
         <w:rPr>
           <w:rFonts w:asciiTheme="minorEastAsia" w:eastAsiaTheme="minorEastAsia" w:hAnsiTheme="minorEastAsia" w:hint="eastAsia"/>
           <w:b/>
@@ -2387,23 +2431,24 @@
           <w:bCs/>
           <w:sz w:val="24"/>
         </w:rPr>
-        <w:t xml:space="preserve"> 6. 性能测试（output分支）</w:t>
-      </w:r>
-    </w:p>
-    <w:p>
-      <w:pPr>
-        <w:spacing w:line="360" w:lineRule="auto"/>
-        <w:rPr>
-          <w:rFonts w:asciiTheme="minorEastAsia" w:eastAsiaTheme="minorEastAsia" w:hAnsiTheme="minorEastAsia" w:hint="eastAsia"/>
-          <w:sz w:val="24"/>
-        </w:rPr>
-      </w:pPr>
-      <w:r>
-        <w:rPr>
-          <w:rFonts w:asciiTheme="minorEastAsia" w:eastAsiaTheme="minorEastAsia" w:hAnsiTheme="minorEastAsia" w:hint="eastAsia"/>
-          <w:sz w:val="24"/>
-        </w:rPr>
-        <w:t xml:space="preserve">  在全部代码编写完成后，</w:t>
+        <w:t>性能测试（output分支）</w:t>
+      </w:r>
+    </w:p>
+    <w:p>
+      <w:pPr>
+        <w:spacing w:line="360" w:lineRule="auto"/>
+        <w:ind w:firstLineChars="200" w:firstLine="480"/>
+        <w:rPr>
+          <w:rFonts w:asciiTheme="minorEastAsia" w:eastAsiaTheme="minorEastAsia" w:hAnsiTheme="minorEastAsia" w:hint="eastAsia"/>
+          <w:sz w:val="24"/>
+        </w:rPr>
+      </w:pPr>
+      <w:r>
+        <w:rPr>
+          <w:rFonts w:asciiTheme="minorEastAsia" w:eastAsiaTheme="minorEastAsia" w:hAnsiTheme="minorEastAsia" w:hint="eastAsia"/>
+          <w:sz w:val="24"/>
+        </w:rPr>
+        <w:t>在全部代码编写完成后，</w:t>
       </w:r>
       <w:r>
         <w:rPr>
@@ -2581,7 +2626,13 @@
     </w:p>
     <w:p>
       <w:pPr>
-        <w:spacing w:line="360" w:lineRule="auto"/>
+        <w:pStyle w:val="af"/>
+        <w:numPr>
+          <w:ilvl w:val="0"/>
+          <w:numId w:val="17"/>
+        </w:numPr>
+        <w:spacing w:line="360" w:lineRule="auto"/>
+        <w:ind w:firstLineChars="0"/>
         <w:rPr>
           <w:rFonts w:asciiTheme="minorEastAsia" w:eastAsiaTheme="minorEastAsia" w:hAnsiTheme="minorEastAsia" w:hint="eastAsia"/>
           <w:b/>
@@ -2597,82 +2648,76 @@
           <w:sz w:val="24"/>
         </w:rPr>
         <w:lastRenderedPageBreak/>
-        <w:t xml:space="preserve">7. </w:t>
-      </w:r>
-      <w:r>
-        <w:rPr>
-          <w:rFonts w:asciiTheme="minorEastAsia" w:eastAsiaTheme="minorEastAsia" w:hAnsiTheme="minorEastAsia" w:hint="eastAsia"/>
+        <w:t>项目整理与提交（submit分支）</w:t>
+      </w:r>
+    </w:p>
+    <w:p>
+      <w:pPr>
+        <w:spacing w:line="360" w:lineRule="auto"/>
+        <w:ind w:firstLineChars="200" w:firstLine="480"/>
+        <w:rPr>
+          <w:rFonts w:asciiTheme="minorEastAsia" w:eastAsiaTheme="minorEastAsia" w:hAnsiTheme="minorEastAsia" w:hint="eastAsia"/>
+          <w:sz w:val="24"/>
+        </w:rPr>
+      </w:pPr>
+      <w:r>
+        <w:rPr>
+          <w:rFonts w:asciiTheme="minorEastAsia" w:eastAsiaTheme="minorEastAsia" w:hAnsiTheme="minorEastAsia" w:hint="eastAsia"/>
+          <w:sz w:val="24"/>
+        </w:rPr>
+        <w:t>完成算法性能的记录和对比分析之后，实验内容已全部结束。我们按照指导书的要求，格式化整理并提交所有资料。</w:t>
+      </w:r>
+    </w:p>
+    <w:p>
+      <w:pPr>
+        <w:spacing w:line="360" w:lineRule="auto"/>
+        <w:rPr>
+          <w:rFonts w:asciiTheme="minorEastAsia" w:eastAsiaTheme="minorEastAsia" w:hAnsiTheme="minorEastAsia" w:hint="eastAsia"/>
+          <w:sz w:val="24"/>
+        </w:rPr>
+      </w:pPr>
+    </w:p>
+    <w:p>
+      <w:pPr>
+        <w:pStyle w:val="a9"/>
+        <w:spacing w:line="360" w:lineRule="auto"/>
+        <w:jc w:val="both"/>
+        <w:rPr>
+          <w:rFonts w:hint="eastAsia"/>
+        </w:rPr>
+      </w:pPr>
+      <w:r>
+        <w:rPr>
+          <w:rFonts w:hint="eastAsia"/>
+        </w:rPr>
+        <w:t>三、</w:t>
+      </w:r>
+      <w:r>
+        <w:rPr>
+          <w:rFonts w:hint="eastAsia"/>
+        </w:rPr>
+        <w:t>代码实现</w:t>
+      </w:r>
+    </w:p>
+    <w:p>
+      <w:pPr>
+        <w:spacing w:line="360" w:lineRule="auto"/>
+        <w:rPr>
+          <w:rFonts w:asciiTheme="minorEastAsia" w:eastAsiaTheme="minorEastAsia" w:hAnsiTheme="minorEastAsia"/>
           <w:b/>
           <w:bCs/>
           <w:sz w:val="24"/>
         </w:rPr>
-        <w:t>项目整理与提交（submit分支）</w:t>
-      </w:r>
-    </w:p>
-    <w:p>
-      <w:pPr>
-        <w:spacing w:line="360" w:lineRule="auto"/>
-        <w:rPr>
-          <w:rFonts w:asciiTheme="minorEastAsia" w:eastAsiaTheme="minorEastAsia" w:hAnsiTheme="minorEastAsia" w:hint="eastAsia"/>
-          <w:sz w:val="24"/>
-        </w:rPr>
-      </w:pPr>
-      <w:r>
-        <w:rPr>
-          <w:rFonts w:asciiTheme="minorEastAsia" w:eastAsiaTheme="minorEastAsia" w:hAnsiTheme="minorEastAsia"/>
-          <w:sz w:val="24"/>
-        </w:rPr>
-        <w:tab/>
-      </w:r>
-      <w:r>
-        <w:rPr>
-          <w:rFonts w:asciiTheme="minorEastAsia" w:eastAsiaTheme="minorEastAsia" w:hAnsiTheme="minorEastAsia" w:hint="eastAsia"/>
-          <w:sz w:val="24"/>
-        </w:rPr>
-        <w:t>完成算法性能的记录和对比分析之后，实验内容已全部结束。我们按照指导书的要求，格式化整理并提交所有资料。</w:t>
-      </w:r>
-    </w:p>
-    <w:p>
-      <w:pPr>
-        <w:spacing w:line="360" w:lineRule="auto"/>
-        <w:rPr>
-          <w:rFonts w:asciiTheme="minorEastAsia" w:eastAsiaTheme="minorEastAsia" w:hAnsiTheme="minorEastAsia" w:hint="eastAsia"/>
-          <w:sz w:val="24"/>
-        </w:rPr>
-      </w:pPr>
-    </w:p>
-    <w:p>
-      <w:pPr>
-        <w:pStyle w:val="a9"/>
-        <w:spacing w:line="360" w:lineRule="auto"/>
-        <w:jc w:val="both"/>
-        <w:rPr>
-          <w:rFonts w:hint="eastAsia"/>
-        </w:rPr>
-      </w:pPr>
-      <w:r>
-        <w:rPr>
-          <w:rFonts w:hint="eastAsia"/>
-        </w:rPr>
-        <w:t>三、</w:t>
-      </w:r>
-      <w:r>
-        <w:rPr>
-          <w:rFonts w:hint="eastAsia"/>
-        </w:rPr>
-        <w:t>代码实现</w:t>
-      </w:r>
-    </w:p>
-    <w:p>
-      <w:pPr>
-        <w:spacing w:line="360" w:lineRule="auto"/>
+      </w:pPr>
+      <w:r>
         <w:rPr>
           <w:rFonts w:asciiTheme="minorEastAsia" w:eastAsiaTheme="minorEastAsia" w:hAnsiTheme="minorEastAsia" w:hint="eastAsia"/>
           <w:b/>
           <w:bCs/>
           <w:sz w:val="24"/>
         </w:rPr>
-      </w:pPr>
+        <w:t>1. dfs-0</w:t>
+      </w:r>
       <w:r>
         <w:rPr>
           <w:rFonts w:asciiTheme="minorEastAsia" w:eastAsiaTheme="minorEastAsia" w:hAnsiTheme="minorEastAsia" w:hint="eastAsia"/>
@@ -2680,17 +2725,8 @@
           <w:bCs/>
           <w:sz w:val="24"/>
         </w:rPr>
-        <w:t>1. dfs-0</w:t>
-      </w:r>
-    </w:p>
-    <w:p>
-      <w:pPr>
-        <w:spacing w:line="360" w:lineRule="auto"/>
-        <w:rPr>
-          <w:rFonts w:asciiTheme="minorEastAsia" w:eastAsiaTheme="minorEastAsia" w:hAnsiTheme="minorEastAsia" w:hint="eastAsia"/>
-          <w:sz w:val="24"/>
-        </w:rPr>
-      </w:pPr>
+        <w:t>：</w:t>
+      </w:r>
       <w:r>
         <w:rPr>
           <w:rFonts w:asciiTheme="minorEastAsia" w:eastAsiaTheme="minorEastAsia" w:hAnsiTheme="minorEastAsia" w:hint="eastAsia"/>
@@ -2726,11 +2762,6 @@
         </w:rPr>
         <w:t>为节点数）规模的问题。</w:t>
       </w:r>
-    </w:p>
-    <w:p>
-      <w:pPr>
-        <w:spacing w:line="360" w:lineRule="auto"/>
-      </w:pPr>
     </w:p>
     <w:p>
       <w:pPr>
@@ -2816,15 +2847,15 @@
         </w:rPr>
         <w:t>2. dfs-1</w:t>
       </w:r>
-    </w:p>
-    <w:p>
-      <w:pPr>
-        <w:spacing w:line="360" w:lineRule="auto"/>
-        <w:rPr>
-          <w:rFonts w:asciiTheme="minorEastAsia" w:eastAsiaTheme="minorEastAsia" w:hAnsiTheme="minorEastAsia" w:hint="eastAsia"/>
-          <w:sz w:val="24"/>
-        </w:rPr>
-      </w:pPr>
+      <w:r>
+        <w:rPr>
+          <w:rFonts w:asciiTheme="minorEastAsia" w:eastAsiaTheme="minorEastAsia" w:hAnsiTheme="minorEastAsia" w:hint="eastAsia"/>
+          <w:b/>
+          <w:bCs/>
+          <w:sz w:val="24"/>
+        </w:rPr>
+        <w:t>：</w:t>
+      </w:r>
       <w:r>
         <w:rPr>
           <w:rFonts w:asciiTheme="minorEastAsia" w:eastAsiaTheme="minorEastAsia" w:hAnsiTheme="minorEastAsia" w:hint="eastAsia"/>
@@ -2941,15 +2972,15 @@
         </w:rPr>
         <w:t>3. dfs-2</w:t>
       </w:r>
-    </w:p>
-    <w:p>
-      <w:pPr>
-        <w:spacing w:line="360" w:lineRule="auto"/>
-        <w:rPr>
-          <w:rFonts w:asciiTheme="minorEastAsia" w:eastAsiaTheme="minorEastAsia" w:hAnsiTheme="minorEastAsia" w:hint="eastAsia"/>
-          <w:sz w:val="24"/>
-        </w:rPr>
-      </w:pPr>
+      <w:r>
+        <w:rPr>
+          <w:rFonts w:asciiTheme="minorEastAsia" w:eastAsiaTheme="minorEastAsia" w:hAnsiTheme="minorEastAsia" w:hint="eastAsia"/>
+          <w:b/>
+          <w:bCs/>
+          <w:sz w:val="24"/>
+        </w:rPr>
+        <w:t>：</w:t>
+      </w:r>
       <w:r>
         <w:rPr>
           <w:rFonts w:asciiTheme="minorEastAsia" w:eastAsiaTheme="minorEastAsia" w:hAnsiTheme="minorEastAsia" w:hint="eastAsia"/>
@@ -3070,54 +3101,53 @@
         </w:rPr>
         <w:t>4. bfs-0</w:t>
       </w:r>
-    </w:p>
-    <w:p>
-      <w:pPr>
-        <w:spacing w:line="360" w:lineRule="auto"/>
-        <w:jc w:val="left"/>
-        <w:rPr>
-          <w:rFonts w:asciiTheme="minorEastAsia" w:eastAsiaTheme="minorEastAsia" w:hAnsiTheme="minorEastAsia" w:hint="eastAsia"/>
-          <w:sz w:val="24"/>
-        </w:rPr>
-      </w:pPr>
-      <w:r>
-        <w:rPr>
-          <w:rFonts w:asciiTheme="minorEastAsia" w:eastAsiaTheme="minorEastAsia" w:hAnsiTheme="minorEastAsia" w:hint="eastAsia"/>
+      <w:r>
+        <w:rPr>
+          <w:rFonts w:asciiTheme="minorEastAsia" w:eastAsiaTheme="minorEastAsia" w:hAnsiTheme="minorEastAsia" w:hint="eastAsia"/>
+          <w:b/>
+          <w:bCs/>
+          <w:sz w:val="24"/>
+        </w:rPr>
+        <w:t>：</w:t>
+      </w:r>
+      <w:r>
+        <w:rPr>
+          <w:rFonts w:asciiTheme="minorEastAsia" w:eastAsiaTheme="minorEastAsia" w:hAnsiTheme="minorEastAsia" w:hint="eastAsia"/>
+          <w:sz w:val="24"/>
+        </w:rPr>
+        <w:t>使用优先队列的广度优先搜索，每次优先选择总花费最少的分支。实现得并不好，只能正确求解</w:t>
+      </w:r>
+      <w:r>
+        <w:rPr>
+          <w:rFonts w:asciiTheme="minorEastAsia" w:eastAsiaTheme="minorEastAsia" w:hAnsiTheme="minorEastAsia"/>
+          <w:sz w:val="24"/>
+        </w:rPr>
+        <w:t>n&lt;=5</w:t>
+      </w:r>
+      <w:r>
+        <w:rPr>
+          <w:rFonts w:asciiTheme="minorEastAsia" w:eastAsiaTheme="minorEastAsia" w:hAnsiTheme="minorEastAsia" w:hint="eastAsia"/>
+          <w:sz w:val="24"/>
+        </w:rPr>
+        <w:t>规模的问题，往后内存不足。</w:t>
+      </w:r>
+    </w:p>
+    <w:p>
+      <w:pPr>
+        <w:spacing w:line="360" w:lineRule="auto"/>
+        <w:jc w:val="center"/>
+        <w:rPr>
+          <w:rFonts w:asciiTheme="minorEastAsia" w:eastAsiaTheme="minorEastAsia" w:hAnsiTheme="minorEastAsia" w:hint="eastAsia"/>
+          <w:sz w:val="24"/>
+        </w:rPr>
+      </w:pPr>
+      <w:r>
+        <w:rPr>
+          <w:rFonts w:asciiTheme="minorEastAsia" w:eastAsiaTheme="minorEastAsia" w:hAnsiTheme="minorEastAsia" w:hint="eastAsia"/>
+          <w:noProof/>
           <w:sz w:val="24"/>
         </w:rPr>
         <w:lastRenderedPageBreak/>
-        <w:t>使用优先队列的广度优先搜索，每次优先选择总花费最少的分支。实现得并不好，只能正确求解</w:t>
-      </w:r>
-      <w:r>
-        <w:rPr>
-          <w:rFonts w:asciiTheme="minorEastAsia" w:eastAsiaTheme="minorEastAsia" w:hAnsiTheme="minorEastAsia"/>
-          <w:sz w:val="24"/>
-        </w:rPr>
-        <w:t>n&lt;=5</w:t>
-      </w:r>
-      <w:r>
-        <w:rPr>
-          <w:rFonts w:asciiTheme="minorEastAsia" w:eastAsiaTheme="minorEastAsia" w:hAnsiTheme="minorEastAsia" w:hint="eastAsia"/>
-          <w:sz w:val="24"/>
-        </w:rPr>
-        <w:t>规模的问题，往后内存不足。</w:t>
-      </w:r>
-    </w:p>
-    <w:p>
-      <w:pPr>
-        <w:spacing w:line="360" w:lineRule="auto"/>
-        <w:jc w:val="center"/>
-        <w:rPr>
-          <w:rFonts w:asciiTheme="minorEastAsia" w:eastAsiaTheme="minorEastAsia" w:hAnsiTheme="minorEastAsia" w:hint="eastAsia"/>
-          <w:sz w:val="24"/>
-        </w:rPr>
-      </w:pPr>
-      <w:r>
-        <w:rPr>
-          <w:rFonts w:asciiTheme="minorEastAsia" w:eastAsiaTheme="minorEastAsia" w:hAnsiTheme="minorEastAsia" w:hint="eastAsia"/>
-          <w:noProof/>
-          <w:sz w:val="24"/>
-        </w:rPr>
         <w:drawing>
           <wp:inline distT="0" distB="0" distL="0" distR="0" wp14:anchorId="59467A29" wp14:editId="7787DE3E">
             <wp:extent cx="5429250" cy="3812738"/>
@@ -3187,15 +3217,15 @@
         </w:rPr>
         <w:t>5. dp-0</w:t>
       </w:r>
-    </w:p>
-    <w:p>
-      <w:pPr>
-        <w:spacing w:line="360" w:lineRule="auto"/>
-        <w:rPr>
-          <w:rFonts w:asciiTheme="minorEastAsia" w:eastAsiaTheme="minorEastAsia" w:hAnsiTheme="minorEastAsia" w:hint="eastAsia"/>
-          <w:sz w:val="24"/>
-        </w:rPr>
-      </w:pPr>
+      <w:r>
+        <w:rPr>
+          <w:rFonts w:asciiTheme="minorEastAsia" w:eastAsiaTheme="minorEastAsia" w:hAnsiTheme="minorEastAsia" w:hint="eastAsia"/>
+          <w:b/>
+          <w:bCs/>
+          <w:sz w:val="24"/>
+        </w:rPr>
+        <w:t>：</w:t>
+      </w:r>
       <w:r>
         <w:rPr>
           <w:rFonts w:asciiTheme="minorEastAsia" w:eastAsiaTheme="minorEastAsia" w:hAnsiTheme="minorEastAsia" w:hint="eastAsia"/>
@@ -3321,7 +3351,15 @@
           <w:rFonts w:asciiTheme="minorEastAsia" w:eastAsiaTheme="minorEastAsia" w:hAnsiTheme="minorEastAsia" w:hint="eastAsia"/>
           <w:sz w:val="24"/>
         </w:rPr>
-        <w:t>的数据并不适用于以上算法。因此，我们决定不局限于仅仅求精确解，而是加入求近似解的算法以最大利用数据集。</w:t>
+        <w:t>的数据并不适用于以上算法。因此，我们决定不局限于仅仅求精确解，而是加入求近似解的算法</w:t>
+      </w:r>
+      <w:r>
+        <w:rPr>
+          <w:rFonts w:asciiTheme="minorEastAsia" w:eastAsiaTheme="minorEastAsia" w:hAnsiTheme="minorEastAsia" w:hint="eastAsia"/>
+          <w:sz w:val="24"/>
+        </w:rPr>
+        <w:lastRenderedPageBreak/>
+        <w:t>以最大利用数据集。</w:t>
       </w:r>
     </w:p>
     <w:p>
@@ -3380,6 +3418,7 @@
     <w:p>
       <w:pPr>
         <w:spacing w:line="360" w:lineRule="auto"/>
+        <w:ind w:firstLineChars="200" w:firstLine="480"/>
         <w:rPr>
           <w:rFonts w:asciiTheme="minorEastAsia" w:eastAsiaTheme="minorEastAsia" w:hAnsiTheme="minorEastAsia" w:hint="eastAsia"/>
           <w:sz w:val="24"/>
@@ -3486,42 +3525,36 @@
     <w:p>
       <w:pPr>
         <w:spacing w:line="360" w:lineRule="auto"/>
-        <w:rPr>
-          <w:rFonts w:asciiTheme="minorEastAsia" w:eastAsiaTheme="minorEastAsia" w:hAnsiTheme="minorEastAsia" w:hint="eastAsia"/>
-          <w:sz w:val="24"/>
-        </w:rPr>
-      </w:pPr>
-      <w:r>
-        <w:rPr>
-          <w:rFonts w:asciiTheme="minorEastAsia" w:eastAsiaTheme="minorEastAsia" w:hAnsiTheme="minorEastAsia" w:hint="eastAsia"/>
-          <w:sz w:val="24"/>
-        </w:rPr>
-        <w:t>使用最简单的贪心算法，每次都选取距离当前节点最近的未访问节点，直至形成回路。同样需</w:t>
-      </w:r>
-      <w:r>
-        <w:rPr>
-          <w:rFonts w:asciiTheme="minorEastAsia" w:eastAsiaTheme="minorEastAsia" w:hAnsiTheme="minorEastAsia" w:hint="eastAsia"/>
+        <w:ind w:firstLineChars="200" w:firstLine="480"/>
+        <w:rPr>
+          <w:rFonts w:asciiTheme="minorEastAsia" w:eastAsiaTheme="minorEastAsia" w:hAnsiTheme="minorEastAsia" w:hint="eastAsia"/>
+          <w:sz w:val="24"/>
+        </w:rPr>
+      </w:pPr>
+      <w:r>
+        <w:rPr>
+          <w:rFonts w:asciiTheme="minorEastAsia" w:eastAsiaTheme="minorEastAsia" w:hAnsiTheme="minorEastAsia" w:hint="eastAsia"/>
+          <w:sz w:val="24"/>
+        </w:rPr>
+        <w:t>使用最简单的贪心算法，每次都选取距离当前节点最近的未访问节点，直至形成回路。同样需要遍历所有起点。</w:t>
+      </w:r>
+    </w:p>
+    <w:p>
+      <w:pPr>
+        <w:spacing w:line="360" w:lineRule="auto"/>
+        <w:jc w:val="center"/>
+        <w:rPr>
+          <w:rFonts w:asciiTheme="minorEastAsia" w:eastAsiaTheme="minorEastAsia" w:hAnsiTheme="minorEastAsia" w:hint="eastAsia"/>
+          <w:sz w:val="24"/>
+        </w:rPr>
+      </w:pPr>
+      <w:r>
+        <w:rPr>
+          <w:rFonts w:asciiTheme="minorEastAsia" w:eastAsiaTheme="minorEastAsia" w:hAnsiTheme="minorEastAsia" w:hint="eastAsia"/>
+          <w:noProof/>
           <w:sz w:val="24"/>
         </w:rPr>
         <w:lastRenderedPageBreak/>
-        <w:t>要遍历所有起点。</w:t>
-      </w:r>
-    </w:p>
-    <w:p>
-      <w:pPr>
-        <w:spacing w:line="360" w:lineRule="auto"/>
-        <w:jc w:val="center"/>
-        <w:rPr>
-          <w:rFonts w:asciiTheme="minorEastAsia" w:eastAsiaTheme="minorEastAsia" w:hAnsiTheme="minorEastAsia" w:hint="eastAsia"/>
-          <w:sz w:val="24"/>
-        </w:rPr>
-      </w:pPr>
-      <w:r>
-        <w:rPr>
-          <w:rFonts w:asciiTheme="minorEastAsia" w:eastAsiaTheme="minorEastAsia" w:hAnsiTheme="minorEastAsia" w:hint="eastAsia"/>
-          <w:noProof/>
-          <w:sz w:val="24"/>
-        </w:rPr>
         <w:drawing>
           <wp:inline distT="0" distB="0" distL="0" distR="0" wp14:anchorId="5C912CFE" wp14:editId="711F08AB">
             <wp:extent cx="4737100" cy="4004346"/>
@@ -3615,18 +3648,17 @@
     </w:p>
     <w:p>
       <w:pPr>
-        <w:spacing w:line="360" w:lineRule="auto"/>
-        <w:rPr>
-          <w:sz w:val="24"/>
-        </w:rPr>
-      </w:pPr>
-      <w:r>
-        <w:rPr>
-          <w:rFonts w:hint="eastAsia"/>
-          <w:sz w:val="24"/>
-        </w:rPr>
-        <w:t xml:space="preserve">1. </w:t>
-      </w:r>
+        <w:pStyle w:val="af"/>
+        <w:numPr>
+          <w:ilvl w:val="1"/>
+          <w:numId w:val="23"/>
+        </w:numPr>
+        <w:spacing w:line="360" w:lineRule="auto"/>
+        <w:ind w:firstLineChars="0"/>
+        <w:rPr>
+          <w:sz w:val="24"/>
+        </w:rPr>
+      </w:pPr>
       <w:r>
         <w:rPr>
           <w:rFonts w:hint="eastAsia"/>
@@ -3880,19 +3912,17 @@
     </w:p>
     <w:p>
       <w:pPr>
-        <w:spacing w:line="360" w:lineRule="auto"/>
-        <w:ind w:firstLineChars="175" w:firstLine="420"/>
-        <w:rPr>
-          <w:sz w:val="24"/>
-        </w:rPr>
-      </w:pPr>
-      <w:r>
-        <w:rPr>
-          <w:rFonts w:hint="eastAsia"/>
-          <w:sz w:val="24"/>
-        </w:rPr>
-        <w:t xml:space="preserve">2. </w:t>
-      </w:r>
+        <w:pStyle w:val="af"/>
+        <w:numPr>
+          <w:ilvl w:val="1"/>
+          <w:numId w:val="23"/>
+        </w:numPr>
+        <w:spacing w:line="360" w:lineRule="auto"/>
+        <w:ind w:left="884" w:firstLineChars="0" w:hanging="442"/>
+        <w:rPr>
+          <w:sz w:val="24"/>
+        </w:rPr>
+      </w:pPr>
       <w:r>
         <w:rPr>
           <w:rFonts w:hint="eastAsia"/>
@@ -3967,13 +3997,8 @@
     <w:p>
       <w:pPr>
         <w:spacing w:line="360" w:lineRule="auto"/>
-      </w:pPr>
-      <w:r>
-        <w:rPr>
-          <w:sz w:val="24"/>
-        </w:rPr>
-        <w:tab/>
-      </w:r>
+        <w:ind w:firstLineChars="200" w:firstLine="480"/>
+      </w:pPr>
       <w:r>
         <w:rPr>
           <w:rFonts w:hint="eastAsia"/>
@@ -3998,7 +4023,7 @@
     <w:p>
       <w:pPr>
         <w:spacing w:line="360" w:lineRule="auto"/>
-        <w:ind w:firstLine="420"/>
+        <w:ind w:firstLineChars="200" w:firstLine="480"/>
         <w:rPr>
           <w:sz w:val="24"/>
         </w:rPr>
@@ -4086,6 +4111,12 @@
           <w:rFonts w:hint="eastAsia"/>
         </w:rPr>
         <w:lastRenderedPageBreak/>
+        <w:t>五、</w:t>
+      </w:r>
+      <w:r>
+        <w:rPr>
+          <w:rFonts w:hint="eastAsia"/>
+        </w:rPr>
         <w:t>实验</w:t>
       </w:r>
       <w:r>
@@ -4285,9 +4316,184 @@
 <file path=word/numbering.xml><?xml version="1.0" encoding="utf-8"?>
 <w:numbering xmlns:wpc="http://schemas.microsoft.com/office/word/2010/wordprocessingCanvas" xmlns:cx="http://schemas.microsoft.com/office/drawing/2014/chartex" xmlns:cx1="http://schemas.microsoft.com/office/drawing/2015/9/8/chartex" xmlns:cx2="http://schemas.microsoft.com/office/drawing/2015/10/21/chartex" xmlns:cx3="http://schemas.microsoft.com/office/drawing/2016/5/9/chartex" xmlns:cx4="http://schemas.microsoft.com/office/drawing/2016/5/10/chartex" xmlns:cx5="http://schemas.microsoft.com/office/drawing/2016/5/11/chartex" xmlns:cx6="http://schemas.microsoft.com/office/drawing/2016/5/12/chartex" xmlns:cx7="http://schemas.microsoft.com/office/drawing/2016/5/13/chartex" xmlns:cx8="http://schemas.microsoft.com/office/drawing/2016/5/14/chartex" xmlns:mc="http://schemas.openxmlformats.org/markup-compatibility/2006" xmlns:aink="http://schemas.microsoft.com/office/drawing/2016/ink" xmlns:am3d="http://schemas.microsoft.com/office/drawing/2017/model3d" xmlns:o="urn:schemas-microsoft-com:office:office" xmlns:oel="http://schemas.microsoft.com/office/2019/extlst" xmlns:r="http://schemas.openxmlformats.org/officeDocument/2006/relationships" xmlns:m="http://schemas.openxmlformats.org/officeDocument/2006/math" xmlns:v="urn:schemas-microsoft-com:vml" xmlns:wp14="http://schemas.microsoft.com/office/word/2010/wordprocessingDrawing" xmlns:wp="http://schemas.openxmlformats.org/drawingml/2006/wordprocessingDrawing" xmlns:w10="urn:schemas-microsoft-com:office:word" xmlns:w="http://schemas.openxmlformats.org/wordprocessingml/2006/main" xmlns:w14="http://schemas.microsoft.com/office/word/2010/wordml" xmlns:w15="http://schemas.microsoft.com/office/word/2012/wordml" xmlns:w16cex="http://schemas.microsoft.com/office/word/2018/wordml/cex" xmlns:w16cid="http://schemas.microsoft.com/office/word/2016/wordml/cid" xmlns:w16="http://schemas.microsoft.com/office/word/2018/wordml" xmlns:w16du="http://schemas.microsoft.com/office/word/2023/wordml/word16du" xmlns:w16sdtdh="http://schemas.microsoft.com/office/word/2020/wordml/sdtdatahash" xmlns:w16sdtfl="http://schemas.microsoft.com/office/word/2024/wordml/sdtformatlock" xmlns:w16se="http://schemas.microsoft.com/office/word/2015/wordml/symex" xmlns:wpg="http://schemas.microsoft.com/office/word/2010/wordprocessingGroup" xmlns:wpi="http://schemas.microsoft.com/office/word/2010/wordprocessingInk" xmlns:wne="http://schemas.microsoft.com/office/word/2006/wordml" xmlns:wps="http://schemas.microsoft.com/office/word/2010/wordprocessingShape" mc:Ignorable="w14 w15 w16se w16cid w16 w16cex w16sdtdh w16sdtfl w16du wp14">
   <w:abstractNum w:abstractNumId="0" w15:restartNumberingAfterBreak="0">
+    <w:nsid w:val="0EDD56D7"/>
+    <w:multiLevelType w:val="hybridMultilevel"/>
+    <w:tmpl w:val="82DC9284"/>
+    <w:lvl w:ilvl="0" w:tplc="0409000F">
+      <w:start w:val="1"/>
+      <w:numFmt w:val="decimal"/>
+      <w:lvlText w:val="%1."/>
+      <w:lvlJc w:val="left"/>
+      <w:pPr>
+        <w:ind w:left="920" w:hanging="440"/>
+      </w:pPr>
+    </w:lvl>
+    <w:lvl w:ilvl="1" w:tplc="04090019" w:tentative="1">
+      <w:start w:val="1"/>
+      <w:numFmt w:val="lowerLetter"/>
+      <w:lvlText w:val="%2)"/>
+      <w:lvlJc w:val="left"/>
+      <w:pPr>
+        <w:ind w:left="1360" w:hanging="440"/>
+      </w:pPr>
+    </w:lvl>
+    <w:lvl w:ilvl="2" w:tplc="0409001B" w:tentative="1">
+      <w:start w:val="1"/>
+      <w:numFmt w:val="lowerRoman"/>
+      <w:lvlText w:val="%3."/>
+      <w:lvlJc w:val="right"/>
+      <w:pPr>
+        <w:ind w:left="1800" w:hanging="440"/>
+      </w:pPr>
+    </w:lvl>
+    <w:lvl w:ilvl="3" w:tplc="0409000F" w:tentative="1">
+      <w:start w:val="1"/>
+      <w:numFmt w:val="decimal"/>
+      <w:lvlText w:val="%4."/>
+      <w:lvlJc w:val="left"/>
+      <w:pPr>
+        <w:ind w:left="2240" w:hanging="440"/>
+      </w:pPr>
+    </w:lvl>
+    <w:lvl w:ilvl="4" w:tplc="04090019" w:tentative="1">
+      <w:start w:val="1"/>
+      <w:numFmt w:val="lowerLetter"/>
+      <w:lvlText w:val="%5)"/>
+      <w:lvlJc w:val="left"/>
+      <w:pPr>
+        <w:ind w:left="2680" w:hanging="440"/>
+      </w:pPr>
+    </w:lvl>
+    <w:lvl w:ilvl="5" w:tplc="0409001B" w:tentative="1">
+      <w:start w:val="1"/>
+      <w:numFmt w:val="lowerRoman"/>
+      <w:lvlText w:val="%6."/>
+      <w:lvlJc w:val="right"/>
+      <w:pPr>
+        <w:ind w:left="3120" w:hanging="440"/>
+      </w:pPr>
+    </w:lvl>
+    <w:lvl w:ilvl="6" w:tplc="0409000F" w:tentative="1">
+      <w:start w:val="1"/>
+      <w:numFmt w:val="decimal"/>
+      <w:lvlText w:val="%7."/>
+      <w:lvlJc w:val="left"/>
+      <w:pPr>
+        <w:ind w:left="3560" w:hanging="440"/>
+      </w:pPr>
+    </w:lvl>
+    <w:lvl w:ilvl="7" w:tplc="04090019" w:tentative="1">
+      <w:start w:val="1"/>
+      <w:numFmt w:val="lowerLetter"/>
+      <w:lvlText w:val="%8)"/>
+      <w:lvlJc w:val="left"/>
+      <w:pPr>
+        <w:ind w:left="4000" w:hanging="440"/>
+      </w:pPr>
+    </w:lvl>
+    <w:lvl w:ilvl="8" w:tplc="0409001B" w:tentative="1">
+      <w:start w:val="1"/>
+      <w:numFmt w:val="lowerRoman"/>
+      <w:lvlText w:val="%9."/>
+      <w:lvlJc w:val="right"/>
+      <w:pPr>
+        <w:ind w:left="4440" w:hanging="440"/>
+      </w:pPr>
+    </w:lvl>
+  </w:abstractNum>
+  <w:abstractNum w:abstractNumId="1" w15:restartNumberingAfterBreak="0">
+    <w:nsid w:val="1A891E96"/>
+    <w:multiLevelType w:val="hybridMultilevel"/>
+    <w:tmpl w:val="3B801AD0"/>
+    <w:lvl w:ilvl="0" w:tplc="E89EA2F2">
+      <w:start w:val="1"/>
+      <w:numFmt w:val="decimal"/>
+      <w:lvlText w:val="（%1）"/>
+      <w:lvlJc w:val="left"/>
+      <w:pPr>
+        <w:ind w:left="1040" w:hanging="720"/>
+      </w:pPr>
+      <w:rPr>
+        <w:rFonts w:hint="default"/>
+      </w:rPr>
+    </w:lvl>
+    <w:lvl w:ilvl="1" w:tplc="04090019" w:tentative="1">
+      <w:start w:val="1"/>
+      <w:numFmt w:val="lowerLetter"/>
+      <w:lvlText w:val="%2)"/>
+      <w:lvlJc w:val="left"/>
+      <w:pPr>
+        <w:ind w:left="1200" w:hanging="440"/>
+      </w:pPr>
+    </w:lvl>
+    <w:lvl w:ilvl="2" w:tplc="0409001B" w:tentative="1">
+      <w:start w:val="1"/>
+      <w:numFmt w:val="lowerRoman"/>
+      <w:lvlText w:val="%3."/>
+      <w:lvlJc w:val="right"/>
+      <w:pPr>
+        <w:ind w:left="1640" w:hanging="440"/>
+      </w:pPr>
+    </w:lvl>
+    <w:lvl w:ilvl="3" w:tplc="0409000F" w:tentative="1">
+      <w:start w:val="1"/>
+      <w:numFmt w:val="decimal"/>
+      <w:lvlText w:val="%4."/>
+      <w:lvlJc w:val="left"/>
+      <w:pPr>
+        <w:ind w:left="2080" w:hanging="440"/>
+      </w:pPr>
+    </w:lvl>
+    <w:lvl w:ilvl="4" w:tplc="04090019" w:tentative="1">
+      <w:start w:val="1"/>
+      <w:numFmt w:val="lowerLetter"/>
+      <w:lvlText w:val="%5)"/>
+      <w:lvlJc w:val="left"/>
+      <w:pPr>
+        <w:ind w:left="2520" w:hanging="440"/>
+      </w:pPr>
+    </w:lvl>
+    <w:lvl w:ilvl="5" w:tplc="0409001B" w:tentative="1">
+      <w:start w:val="1"/>
+      <w:numFmt w:val="lowerRoman"/>
+      <w:lvlText w:val="%6."/>
+      <w:lvlJc w:val="right"/>
+      <w:pPr>
+        <w:ind w:left="2960" w:hanging="440"/>
+      </w:pPr>
+    </w:lvl>
+    <w:lvl w:ilvl="6" w:tplc="0409000F" w:tentative="1">
+      <w:start w:val="1"/>
+      <w:numFmt w:val="decimal"/>
+      <w:lvlText w:val="%7."/>
+      <w:lvlJc w:val="left"/>
+      <w:pPr>
+        <w:ind w:left="3400" w:hanging="440"/>
+      </w:pPr>
+    </w:lvl>
+    <w:lvl w:ilvl="7" w:tplc="04090019" w:tentative="1">
+      <w:start w:val="1"/>
+      <w:numFmt w:val="lowerLetter"/>
+      <w:lvlText w:val="%8)"/>
+      <w:lvlJc w:val="left"/>
+      <w:pPr>
+        <w:ind w:left="3840" w:hanging="440"/>
+      </w:pPr>
+    </w:lvl>
+    <w:lvl w:ilvl="8" w:tplc="0409001B" w:tentative="1">
+      <w:start w:val="1"/>
+      <w:numFmt w:val="lowerRoman"/>
+      <w:lvlText w:val="%9."/>
+      <w:lvlJc w:val="right"/>
+      <w:pPr>
+        <w:ind w:left="4280" w:hanging="440"/>
+      </w:pPr>
+    </w:lvl>
+  </w:abstractNum>
+  <w:abstractNum w:abstractNumId="2" w15:restartNumberingAfterBreak="0">
     <w:nsid w:val="1EEF73E3"/>
     <w:multiLevelType w:val="hybridMultilevel"/>
-    <w:tmpl w:val="223234C4"/>
+    <w:tmpl w:val="3AD42DB4"/>
     <w:lvl w:ilvl="0" w:tplc="B89CF150">
       <w:start w:val="4"/>
       <w:numFmt w:val="japaneseCounting"/>
@@ -4300,14 +4506,17 @@
         <w:rFonts w:hint="default"/>
       </w:rPr>
     </w:lvl>
-    <w:lvl w:ilvl="1" w:tplc="04090019" w:tentative="1">
-      <w:start w:val="1"/>
-      <w:numFmt w:val="lowerLetter"/>
-      <w:lvlText w:val="%2)"/>
-      <w:lvlJc w:val="left"/>
-      <w:pPr>
-        <w:ind w:left="880" w:hanging="440"/>
-      </w:pPr>
+    <w:lvl w:ilvl="1" w:tplc="C0E24E64">
+      <w:start w:val="1"/>
+      <w:numFmt w:val="decimal"/>
+      <w:lvlText w:val="%2."/>
+      <w:lvlJc w:val="left"/>
+      <w:pPr>
+        <w:ind w:left="800" w:hanging="360"/>
+      </w:pPr>
+      <w:rPr>
+        <w:rFonts w:hint="default"/>
+      </w:rPr>
     </w:lvl>
     <w:lvl w:ilvl="2" w:tplc="0409001B" w:tentative="1">
       <w:start w:val="1"/>
@@ -4373,7 +4582,7 @@
       </w:pPr>
     </w:lvl>
   </w:abstractNum>
-  <w:abstractNum w:abstractNumId="1" w15:restartNumberingAfterBreak="0">
+  <w:abstractNum w:abstractNumId="3" w15:restartNumberingAfterBreak="0">
     <w:nsid w:val="222F111F"/>
     <w:multiLevelType w:val="hybridMultilevel"/>
     <w:tmpl w:val="98A0E04C"/>
@@ -4463,7 +4672,185 @@
       </w:pPr>
     </w:lvl>
   </w:abstractNum>
-  <w:abstractNum w:abstractNumId="2" w15:restartNumberingAfterBreak="0">
+  <w:abstractNum w:abstractNumId="4" w15:restartNumberingAfterBreak="0">
+    <w:nsid w:val="22B532B1"/>
+    <w:multiLevelType w:val="hybridMultilevel"/>
+    <w:tmpl w:val="70365A24"/>
+    <w:lvl w:ilvl="0" w:tplc="A4083A1A">
+      <w:start w:val="1"/>
+      <w:numFmt w:val="decimal"/>
+      <w:lvlText w:val="（%1）"/>
+      <w:lvlJc w:val="left"/>
+      <w:pPr>
+        <w:ind w:left="1200" w:hanging="720"/>
+      </w:pPr>
+      <w:rPr>
+        <w:rFonts w:hint="default"/>
+      </w:rPr>
+    </w:lvl>
+    <w:lvl w:ilvl="1" w:tplc="04090019">
+      <w:start w:val="1"/>
+      <w:numFmt w:val="lowerLetter"/>
+      <w:lvlText w:val="%2)"/>
+      <w:lvlJc w:val="left"/>
+      <w:pPr>
+        <w:ind w:left="1360" w:hanging="440"/>
+      </w:pPr>
+    </w:lvl>
+    <w:lvl w:ilvl="2" w:tplc="0409001B" w:tentative="1">
+      <w:start w:val="1"/>
+      <w:numFmt w:val="lowerRoman"/>
+      <w:lvlText w:val="%3."/>
+      <w:lvlJc w:val="right"/>
+      <w:pPr>
+        <w:ind w:left="1800" w:hanging="440"/>
+      </w:pPr>
+    </w:lvl>
+    <w:lvl w:ilvl="3" w:tplc="0409000F" w:tentative="1">
+      <w:start w:val="1"/>
+      <w:numFmt w:val="decimal"/>
+      <w:lvlText w:val="%4."/>
+      <w:lvlJc w:val="left"/>
+      <w:pPr>
+        <w:ind w:left="2240" w:hanging="440"/>
+      </w:pPr>
+    </w:lvl>
+    <w:lvl w:ilvl="4" w:tplc="04090019" w:tentative="1">
+      <w:start w:val="1"/>
+      <w:numFmt w:val="lowerLetter"/>
+      <w:lvlText w:val="%5)"/>
+      <w:lvlJc w:val="left"/>
+      <w:pPr>
+        <w:ind w:left="2680" w:hanging="440"/>
+      </w:pPr>
+    </w:lvl>
+    <w:lvl w:ilvl="5" w:tplc="0409001B" w:tentative="1">
+      <w:start w:val="1"/>
+      <w:numFmt w:val="lowerRoman"/>
+      <w:lvlText w:val="%6."/>
+      <w:lvlJc w:val="right"/>
+      <w:pPr>
+        <w:ind w:left="3120" w:hanging="440"/>
+      </w:pPr>
+    </w:lvl>
+    <w:lvl w:ilvl="6" w:tplc="0409000F" w:tentative="1">
+      <w:start w:val="1"/>
+      <w:numFmt w:val="decimal"/>
+      <w:lvlText w:val="%7."/>
+      <w:lvlJc w:val="left"/>
+      <w:pPr>
+        <w:ind w:left="3560" w:hanging="440"/>
+      </w:pPr>
+    </w:lvl>
+    <w:lvl w:ilvl="7" w:tplc="04090019" w:tentative="1">
+      <w:start w:val="1"/>
+      <w:numFmt w:val="lowerLetter"/>
+      <w:lvlText w:val="%8)"/>
+      <w:lvlJc w:val="left"/>
+      <w:pPr>
+        <w:ind w:left="4000" w:hanging="440"/>
+      </w:pPr>
+    </w:lvl>
+    <w:lvl w:ilvl="8" w:tplc="0409001B" w:tentative="1">
+      <w:start w:val="1"/>
+      <w:numFmt w:val="lowerRoman"/>
+      <w:lvlText w:val="%9."/>
+      <w:lvlJc w:val="right"/>
+      <w:pPr>
+        <w:ind w:left="4440" w:hanging="440"/>
+      </w:pPr>
+    </w:lvl>
+  </w:abstractNum>
+  <w:abstractNum w:abstractNumId="5" w15:restartNumberingAfterBreak="0">
+    <w:nsid w:val="294E4009"/>
+    <w:multiLevelType w:val="hybridMultilevel"/>
+    <w:tmpl w:val="B98E3192"/>
+    <w:lvl w:ilvl="0" w:tplc="E89EA2F2">
+      <w:start w:val="1"/>
+      <w:numFmt w:val="decimal"/>
+      <w:lvlText w:val="（%1）"/>
+      <w:lvlJc w:val="left"/>
+      <w:pPr>
+        <w:ind w:left="1040" w:hanging="720"/>
+      </w:pPr>
+      <w:rPr>
+        <w:rFonts w:hint="default"/>
+      </w:rPr>
+    </w:lvl>
+    <w:lvl w:ilvl="1" w:tplc="04090019" w:tentative="1">
+      <w:start w:val="1"/>
+      <w:numFmt w:val="lowerLetter"/>
+      <w:lvlText w:val="%2)"/>
+      <w:lvlJc w:val="left"/>
+      <w:pPr>
+        <w:ind w:left="880" w:hanging="440"/>
+      </w:pPr>
+    </w:lvl>
+    <w:lvl w:ilvl="2" w:tplc="0409001B" w:tentative="1">
+      <w:start w:val="1"/>
+      <w:numFmt w:val="lowerRoman"/>
+      <w:lvlText w:val="%3."/>
+      <w:lvlJc w:val="right"/>
+      <w:pPr>
+        <w:ind w:left="1320" w:hanging="440"/>
+      </w:pPr>
+    </w:lvl>
+    <w:lvl w:ilvl="3" w:tplc="0409000F" w:tentative="1">
+      <w:start w:val="1"/>
+      <w:numFmt w:val="decimal"/>
+      <w:lvlText w:val="%4."/>
+      <w:lvlJc w:val="left"/>
+      <w:pPr>
+        <w:ind w:left="1760" w:hanging="440"/>
+      </w:pPr>
+    </w:lvl>
+    <w:lvl w:ilvl="4" w:tplc="04090019" w:tentative="1">
+      <w:start w:val="1"/>
+      <w:numFmt w:val="lowerLetter"/>
+      <w:lvlText w:val="%5)"/>
+      <w:lvlJc w:val="left"/>
+      <w:pPr>
+        <w:ind w:left="2200" w:hanging="440"/>
+      </w:pPr>
+    </w:lvl>
+    <w:lvl w:ilvl="5" w:tplc="0409001B" w:tentative="1">
+      <w:start w:val="1"/>
+      <w:numFmt w:val="lowerRoman"/>
+      <w:lvlText w:val="%6."/>
+      <w:lvlJc w:val="right"/>
+      <w:pPr>
+        <w:ind w:left="2640" w:hanging="440"/>
+      </w:pPr>
+    </w:lvl>
+    <w:lvl w:ilvl="6" w:tplc="0409000F" w:tentative="1">
+      <w:start w:val="1"/>
+      <w:numFmt w:val="decimal"/>
+      <w:lvlText w:val="%7."/>
+      <w:lvlJc w:val="left"/>
+      <w:pPr>
+        <w:ind w:left="3080" w:hanging="440"/>
+      </w:pPr>
+    </w:lvl>
+    <w:lvl w:ilvl="7" w:tplc="04090019" w:tentative="1">
+      <w:start w:val="1"/>
+      <w:numFmt w:val="lowerLetter"/>
+      <w:lvlText w:val="%8)"/>
+      <w:lvlJc w:val="left"/>
+      <w:pPr>
+        <w:ind w:left="3520" w:hanging="440"/>
+      </w:pPr>
+    </w:lvl>
+    <w:lvl w:ilvl="8" w:tplc="0409001B" w:tentative="1">
+      <w:start w:val="1"/>
+      <w:numFmt w:val="lowerRoman"/>
+      <w:lvlText w:val="%9."/>
+      <w:lvlJc w:val="right"/>
+      <w:pPr>
+        <w:ind w:left="3960" w:hanging="440"/>
+      </w:pPr>
+    </w:lvl>
+  </w:abstractNum>
+  <w:abstractNum w:abstractNumId="6" w15:restartNumberingAfterBreak="0">
     <w:nsid w:val="3B905531"/>
     <w:multiLevelType w:val="hybridMultilevel"/>
     <w:tmpl w:val="A21CAE08"/>
@@ -4552,7 +4939,185 @@
       </w:pPr>
     </w:lvl>
   </w:abstractNum>
-  <w:abstractNum w:abstractNumId="3" w15:restartNumberingAfterBreak="0">
+  <w:abstractNum w:abstractNumId="7" w15:restartNumberingAfterBreak="0">
+    <w:nsid w:val="3E127733"/>
+    <w:multiLevelType w:val="hybridMultilevel"/>
+    <w:tmpl w:val="5B1A6F4C"/>
+    <w:lvl w:ilvl="0" w:tplc="E89EA2F2">
+      <w:start w:val="1"/>
+      <w:numFmt w:val="decimal"/>
+      <w:lvlText w:val="（%1）"/>
+      <w:lvlJc w:val="left"/>
+      <w:pPr>
+        <w:ind w:left="1040" w:hanging="720"/>
+      </w:pPr>
+      <w:rPr>
+        <w:rFonts w:hint="default"/>
+      </w:rPr>
+    </w:lvl>
+    <w:lvl w:ilvl="1" w:tplc="04090019">
+      <w:start w:val="1"/>
+      <w:numFmt w:val="lowerLetter"/>
+      <w:lvlText w:val="%2)"/>
+      <w:lvlJc w:val="left"/>
+      <w:pPr>
+        <w:ind w:left="880" w:hanging="440"/>
+      </w:pPr>
+    </w:lvl>
+    <w:lvl w:ilvl="2" w:tplc="0409001B" w:tentative="1">
+      <w:start w:val="1"/>
+      <w:numFmt w:val="lowerRoman"/>
+      <w:lvlText w:val="%3."/>
+      <w:lvlJc w:val="right"/>
+      <w:pPr>
+        <w:ind w:left="1320" w:hanging="440"/>
+      </w:pPr>
+    </w:lvl>
+    <w:lvl w:ilvl="3" w:tplc="0409000F" w:tentative="1">
+      <w:start w:val="1"/>
+      <w:numFmt w:val="decimal"/>
+      <w:lvlText w:val="%4."/>
+      <w:lvlJc w:val="left"/>
+      <w:pPr>
+        <w:ind w:left="1760" w:hanging="440"/>
+      </w:pPr>
+    </w:lvl>
+    <w:lvl w:ilvl="4" w:tplc="04090019" w:tentative="1">
+      <w:start w:val="1"/>
+      <w:numFmt w:val="lowerLetter"/>
+      <w:lvlText w:val="%5)"/>
+      <w:lvlJc w:val="left"/>
+      <w:pPr>
+        <w:ind w:left="2200" w:hanging="440"/>
+      </w:pPr>
+    </w:lvl>
+    <w:lvl w:ilvl="5" w:tplc="0409001B" w:tentative="1">
+      <w:start w:val="1"/>
+      <w:numFmt w:val="lowerRoman"/>
+      <w:lvlText w:val="%6."/>
+      <w:lvlJc w:val="right"/>
+      <w:pPr>
+        <w:ind w:left="2640" w:hanging="440"/>
+      </w:pPr>
+    </w:lvl>
+    <w:lvl w:ilvl="6" w:tplc="0409000F" w:tentative="1">
+      <w:start w:val="1"/>
+      <w:numFmt w:val="decimal"/>
+      <w:lvlText w:val="%7."/>
+      <w:lvlJc w:val="left"/>
+      <w:pPr>
+        <w:ind w:left="3080" w:hanging="440"/>
+      </w:pPr>
+    </w:lvl>
+    <w:lvl w:ilvl="7" w:tplc="04090019" w:tentative="1">
+      <w:start w:val="1"/>
+      <w:numFmt w:val="lowerLetter"/>
+      <w:lvlText w:val="%8)"/>
+      <w:lvlJc w:val="left"/>
+      <w:pPr>
+        <w:ind w:left="3520" w:hanging="440"/>
+      </w:pPr>
+    </w:lvl>
+    <w:lvl w:ilvl="8" w:tplc="0409001B" w:tentative="1">
+      <w:start w:val="1"/>
+      <w:numFmt w:val="lowerRoman"/>
+      <w:lvlText w:val="%9."/>
+      <w:lvlJc w:val="right"/>
+      <w:pPr>
+        <w:ind w:left="3960" w:hanging="440"/>
+      </w:pPr>
+    </w:lvl>
+  </w:abstractNum>
+  <w:abstractNum w:abstractNumId="8" w15:restartNumberingAfterBreak="0">
+    <w:nsid w:val="3F9322E6"/>
+    <w:multiLevelType w:val="hybridMultilevel"/>
+    <w:tmpl w:val="D3367872"/>
+    <w:lvl w:ilvl="0" w:tplc="FFFFFFFF">
+      <w:start w:val="1"/>
+      <w:numFmt w:val="decimal"/>
+      <w:lvlText w:val="（%1）"/>
+      <w:lvlJc w:val="left"/>
+      <w:pPr>
+        <w:ind w:left="1040" w:hanging="720"/>
+      </w:pPr>
+      <w:rPr>
+        <w:rFonts w:hint="default"/>
+      </w:rPr>
+    </w:lvl>
+    <w:lvl w:ilvl="1" w:tplc="0409000F">
+      <w:start w:val="1"/>
+      <w:numFmt w:val="decimal"/>
+      <w:lvlText w:val="%2."/>
+      <w:lvlJc w:val="left"/>
+      <w:pPr>
+        <w:ind w:left="880" w:hanging="440"/>
+      </w:pPr>
+    </w:lvl>
+    <w:lvl w:ilvl="2" w:tplc="FFFFFFFF" w:tentative="1">
+      <w:start w:val="1"/>
+      <w:numFmt w:val="lowerRoman"/>
+      <w:lvlText w:val="%3."/>
+      <w:lvlJc w:val="right"/>
+      <w:pPr>
+        <w:ind w:left="1320" w:hanging="440"/>
+      </w:pPr>
+    </w:lvl>
+    <w:lvl w:ilvl="3" w:tplc="FFFFFFFF" w:tentative="1">
+      <w:start w:val="1"/>
+      <w:numFmt w:val="decimal"/>
+      <w:lvlText w:val="%4."/>
+      <w:lvlJc w:val="left"/>
+      <w:pPr>
+        <w:ind w:left="1760" w:hanging="440"/>
+      </w:pPr>
+    </w:lvl>
+    <w:lvl w:ilvl="4" w:tplc="FFFFFFFF" w:tentative="1">
+      <w:start w:val="1"/>
+      <w:numFmt w:val="lowerLetter"/>
+      <w:lvlText w:val="%5)"/>
+      <w:lvlJc w:val="left"/>
+      <w:pPr>
+        <w:ind w:left="2200" w:hanging="440"/>
+      </w:pPr>
+    </w:lvl>
+    <w:lvl w:ilvl="5" w:tplc="FFFFFFFF" w:tentative="1">
+      <w:start w:val="1"/>
+      <w:numFmt w:val="lowerRoman"/>
+      <w:lvlText w:val="%6."/>
+      <w:lvlJc w:val="right"/>
+      <w:pPr>
+        <w:ind w:left="2640" w:hanging="440"/>
+      </w:pPr>
+    </w:lvl>
+    <w:lvl w:ilvl="6" w:tplc="FFFFFFFF" w:tentative="1">
+      <w:start w:val="1"/>
+      <w:numFmt w:val="decimal"/>
+      <w:lvlText w:val="%7."/>
+      <w:lvlJc w:val="left"/>
+      <w:pPr>
+        <w:ind w:left="3080" w:hanging="440"/>
+      </w:pPr>
+    </w:lvl>
+    <w:lvl w:ilvl="7" w:tplc="FFFFFFFF" w:tentative="1">
+      <w:start w:val="1"/>
+      <w:numFmt w:val="lowerLetter"/>
+      <w:lvlText w:val="%8)"/>
+      <w:lvlJc w:val="left"/>
+      <w:pPr>
+        <w:ind w:left="3520" w:hanging="440"/>
+      </w:pPr>
+    </w:lvl>
+    <w:lvl w:ilvl="8" w:tplc="FFFFFFFF" w:tentative="1">
+      <w:start w:val="1"/>
+      <w:numFmt w:val="lowerRoman"/>
+      <w:lvlText w:val="%9."/>
+      <w:lvlJc w:val="right"/>
+      <w:pPr>
+        <w:ind w:left="3960" w:hanging="440"/>
+      </w:pPr>
+    </w:lvl>
+  </w:abstractNum>
+  <w:abstractNum w:abstractNumId="9" w15:restartNumberingAfterBreak="0">
     <w:nsid w:val="3FAE287E"/>
     <w:multiLevelType w:val="hybridMultilevel"/>
     <w:tmpl w:val="53D22D6E"/>
@@ -4642,7 +5207,7 @@
       </w:pPr>
     </w:lvl>
   </w:abstractNum>
-  <w:abstractNum w:abstractNumId="4" w15:restartNumberingAfterBreak="0">
+  <w:abstractNum w:abstractNumId="10" w15:restartNumberingAfterBreak="0">
     <w:nsid w:val="482A3410"/>
     <w:multiLevelType w:val="hybridMultilevel"/>
     <w:tmpl w:val="5BA42F72"/>
@@ -4731,7 +5296,96 @@
       </w:pPr>
     </w:lvl>
   </w:abstractNum>
-  <w:abstractNum w:abstractNumId="5" w15:restartNumberingAfterBreak="0">
+  <w:abstractNum w:abstractNumId="11" w15:restartNumberingAfterBreak="0">
+    <w:nsid w:val="4B221C17"/>
+    <w:multiLevelType w:val="hybridMultilevel"/>
+    <w:tmpl w:val="FA5EA474"/>
+    <w:lvl w:ilvl="0" w:tplc="57EEAAFE">
+      <w:start w:val="1"/>
+      <w:numFmt w:val="decimal"/>
+      <w:lvlText w:val="%1."/>
+      <w:lvlJc w:val="left"/>
+      <w:pPr>
+        <w:ind w:left="601" w:hanging="360"/>
+      </w:pPr>
+      <w:rPr>
+        <w:rFonts w:hint="default"/>
+      </w:rPr>
+    </w:lvl>
+    <w:lvl w:ilvl="1" w:tplc="04090019" w:tentative="1">
+      <w:start w:val="1"/>
+      <w:numFmt w:val="lowerLetter"/>
+      <w:lvlText w:val="%2)"/>
+      <w:lvlJc w:val="left"/>
+      <w:pPr>
+        <w:ind w:left="1121" w:hanging="440"/>
+      </w:pPr>
+    </w:lvl>
+    <w:lvl w:ilvl="2" w:tplc="0409001B" w:tentative="1">
+      <w:start w:val="1"/>
+      <w:numFmt w:val="lowerRoman"/>
+      <w:lvlText w:val="%3."/>
+      <w:lvlJc w:val="right"/>
+      <w:pPr>
+        <w:ind w:left="1561" w:hanging="440"/>
+      </w:pPr>
+    </w:lvl>
+    <w:lvl w:ilvl="3" w:tplc="0409000F" w:tentative="1">
+      <w:start w:val="1"/>
+      <w:numFmt w:val="decimal"/>
+      <w:lvlText w:val="%4."/>
+      <w:lvlJc w:val="left"/>
+      <w:pPr>
+        <w:ind w:left="2001" w:hanging="440"/>
+      </w:pPr>
+    </w:lvl>
+    <w:lvl w:ilvl="4" w:tplc="04090019" w:tentative="1">
+      <w:start w:val="1"/>
+      <w:numFmt w:val="lowerLetter"/>
+      <w:lvlText w:val="%5)"/>
+      <w:lvlJc w:val="left"/>
+      <w:pPr>
+        <w:ind w:left="2441" w:hanging="440"/>
+      </w:pPr>
+    </w:lvl>
+    <w:lvl w:ilvl="5" w:tplc="0409001B" w:tentative="1">
+      <w:start w:val="1"/>
+      <w:numFmt w:val="lowerRoman"/>
+      <w:lvlText w:val="%6."/>
+      <w:lvlJc w:val="right"/>
+      <w:pPr>
+        <w:ind w:left="2881" w:hanging="440"/>
+      </w:pPr>
+    </w:lvl>
+    <w:lvl w:ilvl="6" w:tplc="0409000F" w:tentative="1">
+      <w:start w:val="1"/>
+      <w:numFmt w:val="decimal"/>
+      <w:lvlText w:val="%7."/>
+      <w:lvlJc w:val="left"/>
+      <w:pPr>
+        <w:ind w:left="3321" w:hanging="440"/>
+      </w:pPr>
+    </w:lvl>
+    <w:lvl w:ilvl="7" w:tplc="04090019" w:tentative="1">
+      <w:start w:val="1"/>
+      <w:numFmt w:val="lowerLetter"/>
+      <w:lvlText w:val="%8)"/>
+      <w:lvlJc w:val="left"/>
+      <w:pPr>
+        <w:ind w:left="3761" w:hanging="440"/>
+      </w:pPr>
+    </w:lvl>
+    <w:lvl w:ilvl="8" w:tplc="0409001B" w:tentative="1">
+      <w:start w:val="1"/>
+      <w:numFmt w:val="lowerRoman"/>
+      <w:lvlText w:val="%9."/>
+      <w:lvlJc w:val="right"/>
+      <w:pPr>
+        <w:ind w:left="4201" w:hanging="440"/>
+      </w:pPr>
+    </w:lvl>
+  </w:abstractNum>
+  <w:abstractNum w:abstractNumId="12" w15:restartNumberingAfterBreak="0">
     <w:nsid w:val="51E3303B"/>
     <w:multiLevelType w:val="hybridMultilevel"/>
     <w:tmpl w:val="645EF4E4"/>
@@ -4820,7 +5474,96 @@
       </w:pPr>
     </w:lvl>
   </w:abstractNum>
-  <w:abstractNum w:abstractNumId="6" w15:restartNumberingAfterBreak="0">
+  <w:abstractNum w:abstractNumId="13" w15:restartNumberingAfterBreak="0">
+    <w:nsid w:val="539C3C78"/>
+    <w:multiLevelType w:val="hybridMultilevel"/>
+    <w:tmpl w:val="02E41FC2"/>
+    <w:lvl w:ilvl="0" w:tplc="FFFFFFFF">
+      <w:start w:val="1"/>
+      <w:numFmt w:val="decimal"/>
+      <w:lvlText w:val="（%1）"/>
+      <w:lvlJc w:val="left"/>
+      <w:pPr>
+        <w:ind w:left="1040" w:hanging="720"/>
+      </w:pPr>
+      <w:rPr>
+        <w:rFonts w:hint="default"/>
+      </w:rPr>
+    </w:lvl>
+    <w:lvl w:ilvl="1" w:tplc="0409000F">
+      <w:start w:val="1"/>
+      <w:numFmt w:val="decimal"/>
+      <w:lvlText w:val="%2."/>
+      <w:lvlJc w:val="left"/>
+      <w:pPr>
+        <w:ind w:left="880" w:hanging="440"/>
+      </w:pPr>
+    </w:lvl>
+    <w:lvl w:ilvl="2" w:tplc="FFFFFFFF" w:tentative="1">
+      <w:start w:val="1"/>
+      <w:numFmt w:val="lowerRoman"/>
+      <w:lvlText w:val="%3."/>
+      <w:lvlJc w:val="right"/>
+      <w:pPr>
+        <w:ind w:left="1320" w:hanging="440"/>
+      </w:pPr>
+    </w:lvl>
+    <w:lvl w:ilvl="3" w:tplc="FFFFFFFF" w:tentative="1">
+      <w:start w:val="1"/>
+      <w:numFmt w:val="decimal"/>
+      <w:lvlText w:val="%4."/>
+      <w:lvlJc w:val="left"/>
+      <w:pPr>
+        <w:ind w:left="1760" w:hanging="440"/>
+      </w:pPr>
+    </w:lvl>
+    <w:lvl w:ilvl="4" w:tplc="FFFFFFFF" w:tentative="1">
+      <w:start w:val="1"/>
+      <w:numFmt w:val="lowerLetter"/>
+      <w:lvlText w:val="%5)"/>
+      <w:lvlJc w:val="left"/>
+      <w:pPr>
+        <w:ind w:left="2200" w:hanging="440"/>
+      </w:pPr>
+    </w:lvl>
+    <w:lvl w:ilvl="5" w:tplc="FFFFFFFF" w:tentative="1">
+      <w:start w:val="1"/>
+      <w:numFmt w:val="lowerRoman"/>
+      <w:lvlText w:val="%6."/>
+      <w:lvlJc w:val="right"/>
+      <w:pPr>
+        <w:ind w:left="2640" w:hanging="440"/>
+      </w:pPr>
+    </w:lvl>
+    <w:lvl w:ilvl="6" w:tplc="FFFFFFFF" w:tentative="1">
+      <w:start w:val="1"/>
+      <w:numFmt w:val="decimal"/>
+      <w:lvlText w:val="%7."/>
+      <w:lvlJc w:val="left"/>
+      <w:pPr>
+        <w:ind w:left="3080" w:hanging="440"/>
+      </w:pPr>
+    </w:lvl>
+    <w:lvl w:ilvl="7" w:tplc="FFFFFFFF" w:tentative="1">
+      <w:start w:val="1"/>
+      <w:numFmt w:val="lowerLetter"/>
+      <w:lvlText w:val="%8)"/>
+      <w:lvlJc w:val="left"/>
+      <w:pPr>
+        <w:ind w:left="3520" w:hanging="440"/>
+      </w:pPr>
+    </w:lvl>
+    <w:lvl w:ilvl="8" w:tplc="FFFFFFFF" w:tentative="1">
+      <w:start w:val="1"/>
+      <w:numFmt w:val="lowerRoman"/>
+      <w:lvlText w:val="%9."/>
+      <w:lvlJc w:val="right"/>
+      <w:pPr>
+        <w:ind w:left="3960" w:hanging="440"/>
+      </w:pPr>
+    </w:lvl>
+  </w:abstractNum>
+  <w:abstractNum w:abstractNumId="14" w15:restartNumberingAfterBreak="0">
     <w:nsid w:val="597061AE"/>
     <w:multiLevelType w:val="hybridMultilevel"/>
     <w:tmpl w:val="590C84DC"/>
@@ -4909,7 +5652,7 @@
       </w:pPr>
     </w:lvl>
   </w:abstractNum>
-  <w:abstractNum w:abstractNumId="7" w15:restartNumberingAfterBreak="0">
+  <w:abstractNum w:abstractNumId="15" w15:restartNumberingAfterBreak="0">
     <w:nsid w:val="5AE24C79"/>
     <w:multiLevelType w:val="hybridMultilevel"/>
     <w:tmpl w:val="CF488908"/>
@@ -4999,7 +5742,7 @@
       </w:pPr>
     </w:lvl>
   </w:abstractNum>
-  <w:abstractNum w:abstractNumId="8" w15:restartNumberingAfterBreak="0">
+  <w:abstractNum w:abstractNumId="16" w15:restartNumberingAfterBreak="0">
     <w:nsid w:val="614C76AB"/>
     <w:multiLevelType w:val="hybridMultilevel"/>
     <w:tmpl w:val="211A54DA"/>
@@ -5089,7 +5832,96 @@
       </w:pPr>
     </w:lvl>
   </w:abstractNum>
-  <w:abstractNum w:abstractNumId="9" w15:restartNumberingAfterBreak="0">
+  <w:abstractNum w:abstractNumId="17" w15:restartNumberingAfterBreak="0">
+    <w:nsid w:val="625C2CC3"/>
+    <w:multiLevelType w:val="hybridMultilevel"/>
+    <w:tmpl w:val="E28CB988"/>
+    <w:lvl w:ilvl="0" w:tplc="A4083A1A">
+      <w:start w:val="1"/>
+      <w:numFmt w:val="decimal"/>
+      <w:lvlText w:val="（%1）"/>
+      <w:lvlJc w:val="left"/>
+      <w:pPr>
+        <w:ind w:left="1200" w:hanging="720"/>
+      </w:pPr>
+      <w:rPr>
+        <w:rFonts w:hint="default"/>
+      </w:rPr>
+    </w:lvl>
+    <w:lvl w:ilvl="1" w:tplc="04090019" w:tentative="1">
+      <w:start w:val="1"/>
+      <w:numFmt w:val="lowerLetter"/>
+      <w:lvlText w:val="%2)"/>
+      <w:lvlJc w:val="left"/>
+      <w:pPr>
+        <w:ind w:left="880" w:hanging="440"/>
+      </w:pPr>
+    </w:lvl>
+    <w:lvl w:ilvl="2" w:tplc="0409001B" w:tentative="1">
+      <w:start w:val="1"/>
+      <w:numFmt w:val="lowerRoman"/>
+      <w:lvlText w:val="%3."/>
+      <w:lvlJc w:val="right"/>
+      <w:pPr>
+        <w:ind w:left="1320" w:hanging="440"/>
+      </w:pPr>
+    </w:lvl>
+    <w:lvl w:ilvl="3" w:tplc="0409000F" w:tentative="1">
+      <w:start w:val="1"/>
+      <w:numFmt w:val="decimal"/>
+      <w:lvlText w:val="%4."/>
+      <w:lvlJc w:val="left"/>
+      <w:pPr>
+        <w:ind w:left="1760" w:hanging="440"/>
+      </w:pPr>
+    </w:lvl>
+    <w:lvl w:ilvl="4" w:tplc="04090019" w:tentative="1">
+      <w:start w:val="1"/>
+      <w:numFmt w:val="lowerLetter"/>
+      <w:lvlText w:val="%5)"/>
+      <w:lvlJc w:val="left"/>
+      <w:pPr>
+        <w:ind w:left="2200" w:hanging="440"/>
+      </w:pPr>
+    </w:lvl>
+    <w:lvl w:ilvl="5" w:tplc="0409001B" w:tentative="1">
+      <w:start w:val="1"/>
+      <w:numFmt w:val="lowerRoman"/>
+      <w:lvlText w:val="%6."/>
+      <w:lvlJc w:val="right"/>
+      <w:pPr>
+        <w:ind w:left="2640" w:hanging="440"/>
+      </w:pPr>
+    </w:lvl>
+    <w:lvl w:ilvl="6" w:tplc="0409000F" w:tentative="1">
+      <w:start w:val="1"/>
+      <w:numFmt w:val="decimal"/>
+      <w:lvlText w:val="%7."/>
+      <w:lvlJc w:val="left"/>
+      <w:pPr>
+        <w:ind w:left="3080" w:hanging="440"/>
+      </w:pPr>
+    </w:lvl>
+    <w:lvl w:ilvl="7" w:tplc="04090019" w:tentative="1">
+      <w:start w:val="1"/>
+      <w:numFmt w:val="lowerLetter"/>
+      <w:lvlText w:val="%8)"/>
+      <w:lvlJc w:val="left"/>
+      <w:pPr>
+        <w:ind w:left="3520" w:hanging="440"/>
+      </w:pPr>
+    </w:lvl>
+    <w:lvl w:ilvl="8" w:tplc="0409001B" w:tentative="1">
+      <w:start w:val="1"/>
+      <w:numFmt w:val="lowerRoman"/>
+      <w:lvlText w:val="%9."/>
+      <w:lvlJc w:val="right"/>
+      <w:pPr>
+        <w:ind w:left="3960" w:hanging="440"/>
+      </w:pPr>
+    </w:lvl>
+  </w:abstractNum>
+  <w:abstractNum w:abstractNumId="18" w15:restartNumberingAfterBreak="0">
     <w:nsid w:val="679E71B6"/>
     <w:multiLevelType w:val="hybridMultilevel"/>
     <w:tmpl w:val="B4D6E86E"/>
@@ -5179,7 +6011,7 @@
       </w:pPr>
     </w:lvl>
   </w:abstractNum>
-  <w:abstractNum w:abstractNumId="10" w15:restartNumberingAfterBreak="0">
+  <w:abstractNum w:abstractNumId="19" w15:restartNumberingAfterBreak="0">
     <w:nsid w:val="68380724"/>
     <w:multiLevelType w:val="hybridMultilevel"/>
     <w:tmpl w:val="B0FEAEE2"/>
@@ -5269,7 +6101,7 @@
       </w:pPr>
     </w:lvl>
   </w:abstractNum>
-  <w:abstractNum w:abstractNumId="11" w15:restartNumberingAfterBreak="0">
+  <w:abstractNum w:abstractNumId="20" w15:restartNumberingAfterBreak="0">
     <w:nsid w:val="6ABE41F1"/>
     <w:multiLevelType w:val="hybridMultilevel"/>
     <w:tmpl w:val="1CF4FE2C"/>
@@ -5285,7 +6117,7 @@
         <w:rFonts w:hint="default"/>
       </w:rPr>
     </w:lvl>
-    <w:lvl w:ilvl="1" w:tplc="04090019" w:tentative="1">
+    <w:lvl w:ilvl="1" w:tplc="04090019">
       <w:start w:val="1"/>
       <w:numFmt w:val="lowerLetter"/>
       <w:lvlText w:val="%2)"/>
@@ -5358,41 +6190,265 @@
       </w:pPr>
     </w:lvl>
   </w:abstractNum>
+  <w:abstractNum w:abstractNumId="21" w15:restartNumberingAfterBreak="0">
+    <w:nsid w:val="78441F83"/>
+    <w:multiLevelType w:val="hybridMultilevel"/>
+    <w:tmpl w:val="D4207F40"/>
+    <w:lvl w:ilvl="0" w:tplc="E89EA2F2">
+      <w:start w:val="1"/>
+      <w:numFmt w:val="decimal"/>
+      <w:lvlText w:val="（%1）"/>
+      <w:lvlJc w:val="left"/>
+      <w:pPr>
+        <w:ind w:left="1040" w:hanging="720"/>
+      </w:pPr>
+      <w:rPr>
+        <w:rFonts w:hint="default"/>
+      </w:rPr>
+    </w:lvl>
+    <w:lvl w:ilvl="1" w:tplc="04090019" w:tentative="1">
+      <w:start w:val="1"/>
+      <w:numFmt w:val="lowerLetter"/>
+      <w:lvlText w:val="%2)"/>
+      <w:lvlJc w:val="left"/>
+      <w:pPr>
+        <w:ind w:left="1200" w:hanging="440"/>
+      </w:pPr>
+    </w:lvl>
+    <w:lvl w:ilvl="2" w:tplc="0409001B" w:tentative="1">
+      <w:start w:val="1"/>
+      <w:numFmt w:val="lowerRoman"/>
+      <w:lvlText w:val="%3."/>
+      <w:lvlJc w:val="right"/>
+      <w:pPr>
+        <w:ind w:left="1640" w:hanging="440"/>
+      </w:pPr>
+    </w:lvl>
+    <w:lvl w:ilvl="3" w:tplc="0409000F" w:tentative="1">
+      <w:start w:val="1"/>
+      <w:numFmt w:val="decimal"/>
+      <w:lvlText w:val="%4."/>
+      <w:lvlJc w:val="left"/>
+      <w:pPr>
+        <w:ind w:left="2080" w:hanging="440"/>
+      </w:pPr>
+    </w:lvl>
+    <w:lvl w:ilvl="4" w:tplc="04090019" w:tentative="1">
+      <w:start w:val="1"/>
+      <w:numFmt w:val="lowerLetter"/>
+      <w:lvlText w:val="%5)"/>
+      <w:lvlJc w:val="left"/>
+      <w:pPr>
+        <w:ind w:left="2520" w:hanging="440"/>
+      </w:pPr>
+    </w:lvl>
+    <w:lvl w:ilvl="5" w:tplc="0409001B" w:tentative="1">
+      <w:start w:val="1"/>
+      <w:numFmt w:val="lowerRoman"/>
+      <w:lvlText w:val="%6."/>
+      <w:lvlJc w:val="right"/>
+      <w:pPr>
+        <w:ind w:left="2960" w:hanging="440"/>
+      </w:pPr>
+    </w:lvl>
+    <w:lvl w:ilvl="6" w:tplc="0409000F" w:tentative="1">
+      <w:start w:val="1"/>
+      <w:numFmt w:val="decimal"/>
+      <w:lvlText w:val="%7."/>
+      <w:lvlJc w:val="left"/>
+      <w:pPr>
+        <w:ind w:left="3400" w:hanging="440"/>
+      </w:pPr>
+    </w:lvl>
+    <w:lvl w:ilvl="7" w:tplc="04090019" w:tentative="1">
+      <w:start w:val="1"/>
+      <w:numFmt w:val="lowerLetter"/>
+      <w:lvlText w:val="%8)"/>
+      <w:lvlJc w:val="left"/>
+      <w:pPr>
+        <w:ind w:left="3840" w:hanging="440"/>
+      </w:pPr>
+    </w:lvl>
+    <w:lvl w:ilvl="8" w:tplc="0409001B" w:tentative="1">
+      <w:start w:val="1"/>
+      <w:numFmt w:val="lowerRoman"/>
+      <w:lvlText w:val="%9."/>
+      <w:lvlJc w:val="right"/>
+      <w:pPr>
+        <w:ind w:left="4280" w:hanging="440"/>
+      </w:pPr>
+    </w:lvl>
+  </w:abstractNum>
   <w:num w:numId="1" w16cid:durableId="224492763">
+    <w:abstractNumId w:val="3"/>
+  </w:num>
+  <w:num w:numId="2" w16cid:durableId="195582834">
+    <w:abstractNumId w:val="2"/>
+  </w:num>
+  <w:num w:numId="3" w16cid:durableId="545918440">
+    <w:abstractNumId w:val="6"/>
+  </w:num>
+  <w:num w:numId="4" w16cid:durableId="1818111325">
+    <w:abstractNumId w:val="18"/>
+  </w:num>
+  <w:num w:numId="5" w16cid:durableId="718087464">
+    <w:abstractNumId w:val="9"/>
+  </w:num>
+  <w:num w:numId="6" w16cid:durableId="1873490033">
+    <w:abstractNumId w:val="14"/>
+  </w:num>
+  <w:num w:numId="7" w16cid:durableId="1695888929">
+    <w:abstractNumId w:val="15"/>
+  </w:num>
+  <w:num w:numId="8" w16cid:durableId="1285162813">
+    <w:abstractNumId w:val="12"/>
+  </w:num>
+  <w:num w:numId="9" w16cid:durableId="1395548354">
+    <w:abstractNumId w:val="10"/>
+  </w:num>
+  <w:num w:numId="10" w16cid:durableId="1169172978">
+    <w:abstractNumId w:val="16"/>
+  </w:num>
+  <w:num w:numId="11" w16cid:durableId="2036076876">
+    <w:abstractNumId w:val="19"/>
+  </w:num>
+  <w:num w:numId="12" w16cid:durableId="1818381241">
+    <w:abstractNumId w:val="20"/>
+  </w:num>
+  <w:num w:numId="13" w16cid:durableId="214392738">
+    <w:abstractNumId w:val="0"/>
+  </w:num>
+  <w:num w:numId="14" w16cid:durableId="100689501">
+    <w:abstractNumId w:val="4"/>
+  </w:num>
+  <w:num w:numId="15" w16cid:durableId="1302269434">
+    <w:abstractNumId w:val="17"/>
+  </w:num>
+  <w:num w:numId="16" w16cid:durableId="637805557">
+    <w:abstractNumId w:val="11"/>
+  </w:num>
+  <w:num w:numId="17" w16cid:durableId="1142386288">
+    <w:abstractNumId w:val="11"/>
+    <w:lvlOverride w:ilvl="0">
+      <w:lvl w:ilvl="0" w:tplc="57EEAAFE">
+        <w:start w:val="1"/>
+        <w:numFmt w:val="decimal"/>
+        <w:lvlText w:val="%1."/>
+        <w:lvlJc w:val="left"/>
+        <w:pPr>
+          <w:ind w:left="601" w:hanging="360"/>
+        </w:pPr>
+        <w:rPr>
+          <w:rFonts w:hint="default"/>
+        </w:rPr>
+      </w:lvl>
+    </w:lvlOverride>
+    <w:lvlOverride w:ilvl="1">
+      <w:lvl w:ilvl="1" w:tplc="04090019" w:tentative="1">
+        <w:start w:val="1"/>
+        <w:numFmt w:val="lowerLetter"/>
+        <w:lvlText w:val="%2)"/>
+        <w:lvlJc w:val="left"/>
+        <w:pPr>
+          <w:ind w:left="880" w:hanging="440"/>
+        </w:pPr>
+      </w:lvl>
+    </w:lvlOverride>
+    <w:lvlOverride w:ilvl="2">
+      <w:lvl w:ilvl="2" w:tplc="0409001B" w:tentative="1">
+        <w:start w:val="1"/>
+        <w:numFmt w:val="lowerRoman"/>
+        <w:lvlText w:val="%3."/>
+        <w:lvlJc w:val="right"/>
+        <w:pPr>
+          <w:ind w:left="1320" w:hanging="440"/>
+        </w:pPr>
+      </w:lvl>
+    </w:lvlOverride>
+    <w:lvlOverride w:ilvl="3">
+      <w:lvl w:ilvl="3" w:tplc="0409000F" w:tentative="1">
+        <w:start w:val="1"/>
+        <w:numFmt w:val="decimal"/>
+        <w:lvlText w:val="%4."/>
+        <w:lvlJc w:val="left"/>
+        <w:pPr>
+          <w:ind w:left="1760" w:hanging="440"/>
+        </w:pPr>
+      </w:lvl>
+    </w:lvlOverride>
+    <w:lvlOverride w:ilvl="4">
+      <w:lvl w:ilvl="4" w:tplc="04090019" w:tentative="1">
+        <w:start w:val="1"/>
+        <w:numFmt w:val="lowerLetter"/>
+        <w:lvlText w:val="%5)"/>
+        <w:lvlJc w:val="left"/>
+        <w:pPr>
+          <w:ind w:left="2200" w:hanging="440"/>
+        </w:pPr>
+      </w:lvl>
+    </w:lvlOverride>
+    <w:lvlOverride w:ilvl="5">
+      <w:lvl w:ilvl="5" w:tplc="0409001B" w:tentative="1">
+        <w:start w:val="1"/>
+        <w:numFmt w:val="lowerRoman"/>
+        <w:lvlText w:val="%6."/>
+        <w:lvlJc w:val="right"/>
+        <w:pPr>
+          <w:ind w:left="2640" w:hanging="440"/>
+        </w:pPr>
+      </w:lvl>
+    </w:lvlOverride>
+    <w:lvlOverride w:ilvl="6">
+      <w:lvl w:ilvl="6" w:tplc="0409000F" w:tentative="1">
+        <w:start w:val="1"/>
+        <w:numFmt w:val="decimal"/>
+        <w:lvlText w:val="%7."/>
+        <w:lvlJc w:val="left"/>
+        <w:pPr>
+          <w:ind w:left="3080" w:hanging="440"/>
+        </w:pPr>
+      </w:lvl>
+    </w:lvlOverride>
+    <w:lvlOverride w:ilvl="7">
+      <w:lvl w:ilvl="7" w:tplc="04090019" w:tentative="1">
+        <w:start w:val="1"/>
+        <w:numFmt w:val="lowerLetter"/>
+        <w:lvlText w:val="%8)"/>
+        <w:lvlJc w:val="left"/>
+        <w:pPr>
+          <w:ind w:left="3520" w:hanging="440"/>
+        </w:pPr>
+      </w:lvl>
+    </w:lvlOverride>
+    <w:lvlOverride w:ilvl="8">
+      <w:lvl w:ilvl="8" w:tplc="0409001B" w:tentative="1">
+        <w:start w:val="1"/>
+        <w:numFmt w:val="lowerRoman"/>
+        <w:lvlText w:val="%9."/>
+        <w:lvlJc w:val="right"/>
+        <w:pPr>
+          <w:ind w:left="3960" w:hanging="440"/>
+        </w:pPr>
+      </w:lvl>
+    </w:lvlOverride>
+  </w:num>
+  <w:num w:numId="18" w16cid:durableId="1737238856">
     <w:abstractNumId w:val="1"/>
   </w:num>
-  <w:num w:numId="2" w16cid:durableId="195582834">
-    <w:abstractNumId w:val="0"/>
+  <w:num w:numId="19" w16cid:durableId="1897888496">
+    <w:abstractNumId w:val="5"/>
   </w:num>
-  <w:num w:numId="3" w16cid:durableId="545918440">
-    <w:abstractNumId w:val="2"/>
+  <w:num w:numId="20" w16cid:durableId="528377468">
+    <w:abstractNumId w:val="21"/>
   </w:num>
-  <w:num w:numId="4" w16cid:durableId="1818111325">
-    <w:abstractNumId w:val="9"/>
-  </w:num>
-  <w:num w:numId="5" w16cid:durableId="718087464">
-    <w:abstractNumId w:val="3"/>
-  </w:num>
-  <w:num w:numId="6" w16cid:durableId="1873490033">
-    <w:abstractNumId w:val="6"/>
-  </w:num>
-  <w:num w:numId="7" w16cid:durableId="1695888929">
+  <w:num w:numId="21" w16cid:durableId="1454983891">
     <w:abstractNumId w:val="7"/>
   </w:num>
-  <w:num w:numId="8" w16cid:durableId="1285162813">
-    <w:abstractNumId w:val="5"/>
+  <w:num w:numId="22" w16cid:durableId="2094353639">
+    <w:abstractNumId w:val="13"/>
   </w:num>
-  <w:num w:numId="9" w16cid:durableId="1395548354">
-    <w:abstractNumId w:val="4"/>
-  </w:num>
-  <w:num w:numId="10" w16cid:durableId="1169172978">
+  <w:num w:numId="23" w16cid:durableId="114524131">
     <w:abstractNumId w:val="8"/>
-  </w:num>
-  <w:num w:numId="11" w16cid:durableId="2036076876">
-    <w:abstractNumId w:val="10"/>
-  </w:num>
-  <w:num w:numId="12" w16cid:durableId="1818381241">
-    <w:abstractNumId w:val="11"/>
   </w:num>
 </w:numbering>
 </file>
